--- a/SOFA_forecast_project_plan.docx
+++ b/SOFA_forecast_project_plan.docx
@@ -27,7 +27,7 @@
           <w:i w:val="0"/>
           <w:sz w:val="18"/>
         </w:rPr>
-        <w:t>Companion to: sofa_calculation.ipynb, sofa_scores.csv, SOFA_modelling_approaches.docx, modeling/. Created 2026-09-10.</w:t>
+        <w:t>Companion to: sofa_calculation.ipynb, sofa_scores.csv, SOFA_modelling_approaches.docx, modeling/sofa_forecasting.ipynb. Created 2026-09-10; updated 2026-09-16 (repo moved to github.com/398-21/healthcare-ai-assin; single consolidated notebook; TRIPOD+AI checklist added).</w:t>
       </w:r>
     </w:p>
     <w:p>
@@ -314,11 +314,21 @@
       </w:r>
     </w:p>
     <w:p>
+      <w:r>
+        <w:rPr>
+          <w:b w:val="0"/>
+          <w:i/>
+          <w:sz w:val="18"/>
+        </w:rPr>
+        <w:t>As of 2026-09-16 the whole pipeline lives in ONE notebook, modeling/sofa_forecasting.ipynb (TRIPOD+AI item numbers in its section headers); the phase numbers below now refer to its sections rather than separate notebooks. phase1_data.ipynb is retired (D15) -- its content is sections 1-7 of the new notebook.</w:t>
+      </w:r>
+    </w:p>
+    <w:p>
       <w:pPr>
         <w:pStyle w:val="Heading2"/>
       </w:pPr>
       <w:r>
-        <w:t>Phase 1 — Data preparation &amp; split  [DONE 2026-09-10]</w:t>
+        <w:t>Phase 1 — Data preparation &amp; split  [DONE 2026-09-16]</w:t>
       </w:r>
     </w:p>
     <w:p>
@@ -327,7 +337,7 @@
           <w:b w:val="0"/>
           <w:i w:val="0"/>
         </w:rPr>
-        <w:t>Record-level stratified 70/15/15 split (frozen, seed 42); parse + clean all 12,000 records; build the rolling 6-axis target table at the 4 horizons (absolute, delta, deterioration flag); build the expanding-window feature table; QC report reproducing the notebook audit; leakage checks. Outputs in modeling/outputs/: splits.csv, targets.csv, features.csv.gz, records_clean.joblib, qc_report.md. Result: 48,000 (record x horizon) rows, 407 features; all leakage and QC checks pass; the T=42 target reproduces the notebook's SOFA_D2 exactly (r = 1.000); section-7 implausible-value audit matches to the digit. See modeling/phase1_data.ipynb.</w:t>
+        <w:t>Record-level stratified 70/15/15 split (frozen, seed 42); parse + clean all 12,000 records; build the rolling 6-axis target table at the 4 horizons (absolute, delta, deterioration flag); build the expanding-window feature table; QC report reproducing the notebook audit; leakage checks. Outputs in modeling/outputs/: splits.csv, targets.csv, features.csv.gz, records_clean.joblib, qc_report.md. Result: 48,000 (record x horizon) rows, 407 features; all leakage and QC checks pass; the T=42 target reproduces sofa_scores.csv's SOFA_D2 exactly (r = 1.000); section-7 implausible-value audit matches to the digit. See sofa_forecasting.ipynb sections 1-7 (executed).</w:t>
       </w:r>
     </w:p>
     <w:p>
@@ -335,7 +345,7 @@
         <w:pStyle w:val="Heading2"/>
       </w:pPr>
       <w:r>
-        <w:t>Phase 2 — EDA + baselines</w:t>
+        <w:t>Phase 2 — EDA + baselines  [DONE 2026-09-16]</w:t>
       </w:r>
     </w:p>
     <w:p>
@@ -344,7 +354,7 @@
           <w:b w:val="0"/>
           <w:i w:val="0"/>
         </w:rPr>
-        <w:t>Target distribution and drift per horizon; feature-target correlation; the persistence baseline (SOFA_hat = SOFA_now) and a last-value-per-axis baseline, with MAE / RMSE per horizon. These numbers are the bar every model must clear.</w:t>
+        <w:t>Target distribution and drift per horizon; feature-target correlation; the persistence baseline (SOFA_hat = SOFA_now) and a last-value-per-axis baseline, with bootstrap-CI MAE / RMSE per horizon (sofa_forecasting.ipynb section 8, executed). Train-split total-SOFA persistence MAE: 0.93 (h24) / 0.69 (h30) / 0.63 (h36) / 0.60 (h42) -- these, and the matching per-axis numbers, are the bar Phase 3's models must clear on validation/test.</w:t>
       </w:r>
     </w:p>
     <w:p>
@@ -352,7 +362,7 @@
         <w:pStyle w:val="Heading2"/>
       </w:pPr>
       <w:r>
-        <w:t>Phase 3 — Forecast models</w:t>
+        <w:t>Phase 3 — Forecast models  [CODE COMPLETE 2026-09-16, TRAINING PENDING]</w:t>
       </w:r>
     </w:p>
     <w:p>
@@ -361,7 +371,7 @@
           <w:b w:val="0"/>
           <w:i w:val="0"/>
         </w:rPr>
-        <w:t>Per-axis x per-horizon HistGradientBoosting (24 heads, or 6 multi-output models over the 4 horizons — decided here); predict each organ sub-score, sum to SOFA_hat; train on the delta and add SOFA_now back; validation-set hyper-parameter search; permutation importance. Plus the deterioration classifier.</w:t>
+        <w:t>modeling/models.py: six pooled axis regressors, one per organ system, trained on all four horizons together with origin_h as a feature (D12); target = the axis delta, measured-rows-only (D17); reconstruction adds SOFA_now back and clips to [0,4] (item 12g). One pooled deterioration classifier, class_weight='balanced' (D14). Hyperparameters: a fixed 4-point grid per model, selected on the external validation split (D13, item 12c) -- see section 5 below. sofa_forecasting.ipynb section 10 contains the training call, fully written but deliberately NOT executed in this environment; it is being run on a separate device.</w:t>
       </w:r>
     </w:p>
     <w:p>
@@ -369,7 +379,7 @@
         <w:pStyle w:val="Heading2"/>
       </w:pPr>
       <w:r>
-        <w:t>Phase 4 — Evaluation</w:t>
+        <w:t>Phase 4 — Evaluation  [CODE COMPLETE 2026-09-16, PENDING Phase-3 TRAINING]</w:t>
       </w:r>
     </w:p>
     <w:p>
@@ -378,7 +388,7 @@
           <w:b w:val="0"/>
           <w:i w:val="0"/>
         </w:rPr>
-        <w:t>Per-horizon MAE / RMSE / calibration vs the Phase-2 baselines; per-axis error; stratified by pressor-likelihood, ICU type and admission-outcomes.SOFA tier; the with/without-outcomes.SOFA feature ablation; trajectory-error plots. Test split unlocked exactly once.</w:t>
+        <w:t>modeling/evaluate.py + sofa_forecasting.ipynb sections 11-12: per-horizon MAE / RMSE with bootstrap CI vs the Phase-2 baselines, per-axis error, deterioration AUROC / AUPRC / Brier + calibration, a subgroup breakdown (hemodynamic-instability status; extend to ICU type / admission-outcomes.SOFA tier), permutation importance (D16). Test split unlocked exactly once, after model selection is final on validation.</w:t>
       </w:r>
     </w:p>
     <w:p>
@@ -395,7 +405,7 @@
           <w:b w:val="0"/>
           <w:i w:val="0"/>
         </w:rPr>
-        <w:t>predict(record) -&gt; 4-step SOFA forecast function; model-registry entries in this document; final report.</w:t>
+        <w:t>predict(record) -&gt; 4-step SOFA forecast function; model-registry entries in this document (section 5); final report.</w:t>
       </w:r>
     </w:p>
     <w:p>
@@ -810,6 +820,222 @@
       </w:r>
       <w:r>
         <w:t>Duplicating the scoring logic in two places — guarantees drift.</w:t>
+      </w:r>
+    </w:p>
+    <w:p>
+      <w:pPr>
+        <w:pStyle w:val="Heading2"/>
+      </w:pPr>
+      <w:r>
+        <w:t>D12  Six pooled axis models, not 24 separate ones  (2026-09-16)</w:t>
+      </w:r>
+    </w:p>
+    <w:p>
+      <w:pPr>
+        <w:pStyle w:val="ListBullet"/>
+      </w:pPr>
+      <w:r>
+        <w:rPr>
+          <w:b/>
+        </w:rPr>
+        <w:t xml:space="preserve">Chosen: </w:t>
+      </w:r>
+      <w:r>
+        <w:t>One HistGradientBoostingRegressor per organ axis (6 total), trained on all four horizons pooled together with origin_h as an ordinary feature — 33,600 train rows per model instead of 8,400.</w:t>
+      </w:r>
+    </w:p>
+    <w:p>
+      <w:pPr>
+        <w:pStyle w:val="ListBullet"/>
+      </w:pPr>
+      <w:r>
+        <w:rPr>
+          <w:b/>
+        </w:rPr>
+        <w:t xml:space="preserve">Rejected: </w:t>
+      </w:r>
+      <w:r>
+        <w:t>24 separate axis x horizon models — 4x less data per model, 4x the artefacts to store and tune; origin_h already lets one pooled model learn horizon-dependent effects via splits.</w:t>
+      </w:r>
+    </w:p>
+    <w:p>
+      <w:pPr>
+        <w:pStyle w:val="Heading2"/>
+      </w:pPr>
+      <w:r>
+        <w:t>D13  Hyperparameter tuning = small fixed grid, external-validation selection  (2026-09-16)</w:t>
+      </w:r>
+    </w:p>
+    <w:p>
+      <w:pPr>
+        <w:pStyle w:val="ListBullet"/>
+      </w:pPr>
+      <w:r>
+        <w:rPr>
+          <w:b/>
+        </w:rPr>
+        <w:t xml:space="preserve">Chosen: </w:t>
+      </w:r>
+      <w:r>
+        <w:t>learning_rate in {0.05, 0.1} x max_leaf_nodes in {31, 63} (4 combinations), max_iter=300, l2_regularization=0.0, random_state=42, fixed across all 6 regressors + the classifier. Each point is fit on train and scored on the untouched validation split; the winner and every grid point's score are logged (sofa_forecasting.ipynb section 9).</w:t>
+      </w:r>
+    </w:p>
+    <w:p>
+      <w:pPr>
+        <w:pStyle w:val="ListBullet"/>
+      </w:pPr>
+      <w:r>
+        <w:rPr>
+          <w:b/>
+        </w:rPr>
+        <w:t xml:space="preserve">Rejected: </w:t>
+      </w:r>
+      <w:r>
+        <w:t>HistGB's internal early_stopping / validation_fraction — carves its own validation rows out of train silently, which is harder to report transparently under TRIPOD+AI item 12c. A larger/automated search (e.g. HalvingGridSearchCV, Optuna) — deferred: not installed, and a 4-point grid is honestly reported as modest rather than implying more rigour than was actually applied.</w:t>
+      </w:r>
+    </w:p>
+    <w:p>
+      <w:pPr>
+        <w:pStyle w:val="Heading2"/>
+      </w:pPr>
+      <w:r>
+        <w:t>D14  Deterioration classifier: pooled, class-weighted  (2026-09-16)</w:t>
+      </w:r>
+    </w:p>
+    <w:p>
+      <w:pPr>
+        <w:pStyle w:val="ListBullet"/>
+      </w:pPr>
+      <w:r>
+        <w:rPr>
+          <w:b/>
+        </w:rPr>
+        <w:t xml:space="preserve">Chosen: </w:t>
+      </w:r>
+      <w:r>
+        <w:t>One pooled HistGradientBoostingClassifier (origin_h as a feature), class_weight='balanced' for the ~4% positive rate; selected by validation AUPRC (not AUROC, which is optimistic under this much imbalance) — item 13.</w:t>
+      </w:r>
+    </w:p>
+    <w:p>
+      <w:pPr>
+        <w:pStyle w:val="ListBullet"/>
+      </w:pPr>
+      <w:r>
+        <w:rPr>
+          <w:b/>
+        </w:rPr>
+        <w:t xml:space="preserve">Rejected: </w:t>
+      </w:r>
+      <w:r>
+        <w:t>Resampling (SMOTE / undersampling) — an extra dependency and an extra source of leakage risk (must resample train only) for a benefit class_weight already gives natively.</w:t>
+      </w:r>
+    </w:p>
+    <w:p>
+      <w:pPr>
+        <w:pStyle w:val="Heading2"/>
+      </w:pPr>
+      <w:r>
+        <w:t>D15  Single consolidated notebook supersedes phase1_data.ipynb  (2026-09-16)</w:t>
+      </w:r>
+    </w:p>
+    <w:p>
+      <w:pPr>
+        <w:pStyle w:val="ListBullet"/>
+      </w:pPr>
+      <w:r>
+        <w:rPr>
+          <w:b/>
+        </w:rPr>
+        <w:t xml:space="preserve">Chosen: </w:t>
+      </w:r>
+      <w:r>
+        <w:t>modeling/sofa_forecasting.ipynb is self-sufficient end to end (re-parses icu_records/ if the cache is absent) and covers preprocessing through evaluation in one document with TRIPOD+AI-tagged section headers. phase1_data.ipynb is deleted; git history keeps it recoverable.</w:t>
+      </w:r>
+    </w:p>
+    <w:p>
+      <w:pPr>
+        <w:pStyle w:val="ListBullet"/>
+      </w:pPr>
+      <w:r>
+        <w:rPr>
+          <w:b/>
+        </w:rPr>
+        <w:t xml:space="preserve">Rejected: </w:t>
+      </w:r>
+      <w:r>
+        <w:t>Keeping both notebooks — two partially-overlapping sources of truth for the same preprocessing code invites drift.</w:t>
+      </w:r>
+    </w:p>
+    <w:p>
+      <w:pPr>
+        <w:pStyle w:val="Heading2"/>
+      </w:pPr>
+      <w:r>
+        <w:t>D16  Permutation importance scoped for tractability  (2026-09-16)</w:t>
+      </w:r>
+    </w:p>
+    <w:p>
+      <w:pPr>
+        <w:pStyle w:val="ListBullet"/>
+      </w:pPr>
+      <w:r>
+        <w:rPr>
+          <w:b/>
+        </w:rPr>
+        <w:t xml:space="preserve">Chosen: </w:t>
+      </w:r>
+      <w:r>
+        <w:t>n_repeats=3 on a fixed random 2,000-row subsample of validation, per model (7 models) — HistGB has no built-in feature_importances_, and the full ~33,600-row pooled validation set x 407 features x repeats would be materially slower for a portfolio-scale project.</w:t>
+      </w:r>
+    </w:p>
+    <w:p>
+      <w:pPr>
+        <w:pStyle w:val="ListBullet"/>
+      </w:pPr>
+      <w:r>
+        <w:rPr>
+          <w:b/>
+        </w:rPr>
+        <w:t xml:space="preserve">Rejected: </w:t>
+      </w:r>
+      <w:r>
+        <w:t>Full-validation-set permutation importance — more precise but not worth the wall-clock cost here; the subsample size and repeat count are logged, not hidden.</w:t>
+      </w:r>
+    </w:p>
+    <w:p>
+      <w:pPr>
+        <w:pStyle w:val="Heading2"/>
+      </w:pPr>
+      <w:r>
+        <w:t>D17  Axis-model training rows: measured-only, never lenient zero-fill  (2026-09-16)</w:t>
+      </w:r>
+    </w:p>
+    <w:p>
+      <w:pPr>
+        <w:pStyle w:val="ListBullet"/>
+      </w:pPr>
+      <w:r>
+        <w:rPr>
+          <w:b/>
+        </w:rPr>
+        <w:t xml:space="preserve">Chosen: </w:t>
+      </w:r>
+      <w:r>
+        <w:t>Each axis regressor trains only on (record, horizon) rows where that specific axis had a real measurement in the target window (dropna on {axis}_delta). Sample size therefore differs by axis (e.g. ~33,000 for cardio/neuro/renal vs ~13,500 for liver, which is measured far less often) and is reported per axis (item 21).</w:t>
+      </w:r>
+    </w:p>
+    <w:p>
+      <w:pPr>
+        <w:pStyle w:val="ListBullet"/>
+      </w:pPr>
+      <w:r>
+        <w:rPr>
+          <w:b/>
+        </w:rPr>
+        <w:t xml:space="preserve">Rejected: </w:t>
+      </w:r>
+      <w:r>
+        <w:t>Training on the lenient zero-filled sofa_total convention (used for the aggregate score, D10) — would teach the model that 'never measured' means 'score 0', fabricating signal that isn't there.</w:t>
       </w:r>
     </w:p>
     <w:p>
@@ -1326,6 +1552,30 @@
     </w:p>
     <w:p>
       <w:pPr>
+        <w:pStyle w:val="ListBullet"/>
+      </w:pPr>
+      <w:r>
+        <w:t>REGRESSOR_GRID (modeling/models.py, D13): learning_rate in {0.05,0.1} x max_leaf_nodes in {31,63}, max_iter=300, l2_regularization=0.0, random_state=42 — 4 configurations per axis</w:t>
+      </w:r>
+    </w:p>
+    <w:p>
+      <w:pPr>
+        <w:pStyle w:val="ListBullet"/>
+      </w:pPr>
+      <w:r>
+        <w:t>CLASSIFIER_GRID (D14): as above + class_weight='balanced' — 4 configurations</w:t>
+      </w:r>
+    </w:p>
+    <w:p>
+      <w:pPr>
+        <w:pStyle w:val="ListBullet"/>
+      </w:pPr>
+      <w:r>
+        <w:t>Model registry (populated once Phase 3 is run on the training device): modeling/outputs/models/axis_&lt;name&gt;.joblib x 6, deteriorate_24h.joblib, model_spec.json</w:t>
+      </w:r>
+    </w:p>
+    <w:p>
+      <w:pPr>
         <w:pStyle w:val="Heading1"/>
       </w:pPr>
       <w:r>
@@ -1345,7 +1595,7 @@
         <w:pStyle w:val="ListBullet"/>
       </w:pPr>
       <w:r>
-        <w:t>Feature list is deliberately broad in Phase 1 (~400 columns); prune by permutation importance in Phase 3.</w:t>
+        <w:t>Feature list is deliberately broad (~400 columns); prune by permutation importance once Phase 3 has run (D16).</w:t>
       </w:r>
     </w:p>
     <w:p>
@@ -1353,7 +1603,7 @@
         <w:pStyle w:val="ListBullet"/>
       </w:pPr>
       <w:r>
-        <w:t>24 single-output heads vs 6 multi-output models — decide in Phase 3 from val performance and training cost.</w:t>
+        <w:t>deteriorate_24h threshold: &gt;= 2 total, or a per-axis 'any organ worsens by &gt;= 1' rule — revisit with clinical input once baseline classifier performance is known.</w:t>
       </w:r>
     </w:p>
     <w:p>
@@ -1361,7 +1611,7 @@
         <w:pStyle w:val="ListBullet"/>
       </w:pPr>
       <w:r>
-        <w:t>deteriorate_24h threshold: &gt;= 2 total, or a per-axis 'any organ worsens by &gt;= 1' rule — decide in Phase 3 with clinical input.</w:t>
+        <w:t>Whether to add LightGBM/XGBoost as an optional dependency if HistGB plateaus once trained.</w:t>
       </w:r>
     </w:p>
     <w:p>
@@ -1369,9 +1619,1824 @@
         <w:pStyle w:val="ListBullet"/>
       </w:pPr>
       <w:r>
-        <w:t>Whether to add LightGBM/XGBoost as an optional dependency if HistGB plateaus.</w:t>
+        <w:t>The with/without-outcomes.SOFA feature ablation (Phase 4) — not yet run; needs Phase 3's trained models first.</w:t>
       </w:r>
     </w:p>
+    <w:p>
+      <w:pPr>
+        <w:pStyle w:val="ListBullet"/>
+      </w:pPr>
+      <w:r>
+        <w:t>Formal fairness-metric stratification by age/sex (TRIPOD+AI item 14) — deferred; this cohort's size may not support stable subgroup estimates once split by both age band and sex.</w:t>
+      </w:r>
+    </w:p>
+    <w:p>
+      <w:pPr>
+        <w:pStyle w:val="Heading1"/>
+      </w:pPr>
+      <w:r>
+        <w:t>7  TRIPOD+AI checklist</w:t>
+      </w:r>
+    </w:p>
+    <w:p>
+      <w:r>
+        <w:rPr>
+          <w:b w:val="0"/>
+          <w:i/>
+          <w:sz w:val="18"/>
+        </w:rPr>
+        <w:t>Full item list per Collins GS, Moons KGM, Dhiman P, et al. TRIPOD+AI statement: updated guidance for reporting clinical prediction models that use regression or machine learning methods. BMJ 2024;385:e078378 (27 items, lettered sub-items). This is a secondary analysis of a public, de-identified benchmark dataset (PhysioNet/CinC Challenge 2012) developing a model, with internal validation only — several items are genuinely Not Applicable for that reason (no new data collection =&gt; no ethics-board approval; no funding; no pre-registered protocol; no patient/public involvement) and are marked as such rather than skipped. Sections 10-14 of sofa_forecasting.ipynb are code-complete but not yet executed in this environment (D15) — their items are marked 'reported (pending execution)'.</w:t>
+      </w:r>
+    </w:p>
+    <w:tbl>
+      <w:tblPr>
+        <w:tblStyle w:val="LightGrid-Accent1"/>
+        <w:tblW w:type="auto" w:w="0"/>
+        <w:tblLook w:firstColumn="1" w:firstRow="1" w:lastColumn="0" w:lastRow="0" w:noHBand="0" w:noVBand="1" w:val="04A0"/>
+      </w:tblPr>
+      <w:tblGrid>
+        <w:gridCol w:w="2160"/>
+        <w:gridCol w:w="2160"/>
+        <w:gridCol w:w="2160"/>
+        <w:gridCol w:w="2160"/>
+      </w:tblGrid>
+      <w:tr>
+        <w:tc>
+          <w:tcPr>
+            <w:tcW w:type="dxa" w:w="2160"/>
+          </w:tcPr>
+          <w:p>
+            <w:r>
+              <w:rPr>
+                <w:b/>
+              </w:rPr>
+              <w:t>Item(s)</w:t>
+            </w:r>
+          </w:p>
+        </w:tc>
+        <w:tc>
+          <w:tcPr>
+            <w:tcW w:type="dxa" w:w="2160"/>
+          </w:tcPr>
+          <w:p>
+            <w:r>
+              <w:rPr>
+                <w:b/>
+              </w:rPr>
+              <w:t>Requirement</w:t>
+            </w:r>
+          </w:p>
+        </w:tc>
+        <w:tc>
+          <w:tcPr>
+            <w:tcW w:type="dxa" w:w="2160"/>
+          </w:tcPr>
+          <w:p>
+            <w:r>
+              <w:rPr>
+                <w:b/>
+              </w:rPr>
+              <w:t>Status</w:t>
+            </w:r>
+          </w:p>
+        </w:tc>
+        <w:tc>
+          <w:tcPr>
+            <w:tcW w:type="dxa" w:w="2160"/>
+          </w:tcPr>
+          <w:p>
+            <w:r>
+              <w:rPr>
+                <w:b/>
+              </w:rPr>
+              <w:t>Location</w:t>
+            </w:r>
+          </w:p>
+        </w:tc>
+      </w:tr>
+      <w:tr>
+        <w:tc>
+          <w:tcPr>
+            <w:tcW w:type="dxa" w:w="2160"/>
+          </w:tcPr>
+          <w:p>
+            <w:r>
+              <w:t>1</w:t>
+            </w:r>
+          </w:p>
+        </w:tc>
+        <w:tc>
+          <w:tcPr>
+            <w:tcW w:type="dxa" w:w="2160"/>
+          </w:tcPr>
+          <w:p>
+            <w:r>
+              <w:t>Title identifies model dev/eval, population, outcome</w:t>
+            </w:r>
+          </w:p>
+        </w:tc>
+        <w:tc>
+          <w:tcPr>
+            <w:tcW w:type="dxa" w:w="2160"/>
+          </w:tcPr>
+          <w:p>
+            <w:r>
+              <w:t>Reported</w:t>
+            </w:r>
+          </w:p>
+        </w:tc>
+        <w:tc>
+          <w:tcPr>
+            <w:tcW w:type="dxa" w:w="2160"/>
+          </w:tcPr>
+          <w:p>
+            <w:r>
+              <w:t>Notebook title + this document's title</w:t>
+            </w:r>
+          </w:p>
+        </w:tc>
+      </w:tr>
+      <w:tr>
+        <w:tc>
+          <w:tcPr>
+            <w:tcW w:type="dxa" w:w="2160"/>
+          </w:tcPr>
+          <w:p>
+            <w:r>
+              <w:t>2</w:t>
+            </w:r>
+          </w:p>
+        </w:tc>
+        <w:tc>
+          <w:tcPr>
+            <w:tcW w:type="dxa" w:w="2160"/>
+          </w:tcPr>
+          <w:p>
+            <w:r>
+              <w:t>Structured abstract</w:t>
+            </w:r>
+          </w:p>
+        </w:tc>
+        <w:tc>
+          <w:tcPr>
+            <w:tcW w:type="dxa" w:w="2160"/>
+          </w:tcPr>
+          <w:p>
+            <w:r>
+              <w:t>Reported</w:t>
+            </w:r>
+          </w:p>
+        </w:tc>
+        <w:tc>
+          <w:tcPr>
+            <w:tcW w:type="dxa" w:w="2160"/>
+          </w:tcPr>
+          <w:p>
+            <w:r>
+              <w:t>Notebook section 0 (opening cell)</w:t>
+            </w:r>
+          </w:p>
+        </w:tc>
+      </w:tr>
+      <w:tr>
+        <w:tc>
+          <w:tcPr>
+            <w:tcW w:type="dxa" w:w="2160"/>
+          </w:tcPr>
+          <w:p>
+            <w:r>
+              <w:t>3a-3b</w:t>
+            </w:r>
+          </w:p>
+        </w:tc>
+        <w:tc>
+          <w:tcPr>
+            <w:tcW w:type="dxa" w:w="2160"/>
+          </w:tcPr>
+          <w:p>
+            <w:r>
+              <w:t>Background, target population &amp; care pathway</w:t>
+            </w:r>
+          </w:p>
+        </w:tc>
+        <w:tc>
+          <w:tcPr>
+            <w:tcW w:type="dxa" w:w="2160"/>
+          </w:tcPr>
+          <w:p>
+            <w:r>
+              <w:t>Reported</w:t>
+            </w:r>
+          </w:p>
+        </w:tc>
+        <w:tc>
+          <w:tcPr>
+            <w:tcW w:type="dxa" w:w="2160"/>
+          </w:tcPr>
+          <w:p>
+            <w:r>
+              <w:t>Notebook section 0; docx section 1.1</w:t>
+            </w:r>
+          </w:p>
+        </w:tc>
+      </w:tr>
+      <w:tr>
+        <w:tc>
+          <w:tcPr>
+            <w:tcW w:type="dxa" w:w="2160"/>
+          </w:tcPr>
+          <w:p>
+            <w:r>
+              <w:t>3c</w:t>
+            </w:r>
+          </w:p>
+        </w:tc>
+        <w:tc>
+          <w:tcPr>
+            <w:tcW w:type="dxa" w:w="2160"/>
+          </w:tcPr>
+          <w:p>
+            <w:r>
+              <w:t>Known health inequalities between sociodemographic groups</w:t>
+            </w:r>
+          </w:p>
+        </w:tc>
+        <w:tc>
+          <w:tcPr>
+            <w:tcW w:type="dxa" w:w="2160"/>
+          </w:tcPr>
+          <w:p>
+            <w:r>
+              <w:t>N/A (not assessed)</w:t>
+            </w:r>
+          </w:p>
+        </w:tc>
+        <w:tc>
+          <w:tcPr>
+            <w:tcW w:type="dxa" w:w="2160"/>
+          </w:tcPr>
+          <w:p>
+            <w:r>
+              <w:t>Flagged as future work — docx section 6, open items</w:t>
+            </w:r>
+          </w:p>
+        </w:tc>
+      </w:tr>
+      <w:tr>
+        <w:tc>
+          <w:tcPr>
+            <w:tcW w:type="dxa" w:w="2160"/>
+          </w:tcPr>
+          <w:p>
+            <w:r>
+              <w:t>4</w:t>
+            </w:r>
+          </w:p>
+        </w:tc>
+        <w:tc>
+          <w:tcPr>
+            <w:tcW w:type="dxa" w:w="2160"/>
+          </w:tcPr>
+          <w:p>
+            <w:r>
+              <w:t>Study objectives: development vs validation</w:t>
+            </w:r>
+          </w:p>
+        </w:tc>
+        <w:tc>
+          <w:tcPr>
+            <w:tcW w:type="dxa" w:w="2160"/>
+          </w:tcPr>
+          <w:p>
+            <w:r>
+              <w:t>Reported</w:t>
+            </w:r>
+          </w:p>
+        </w:tc>
+        <w:tc>
+          <w:tcPr>
+            <w:tcW w:type="dxa" w:w="2160"/>
+          </w:tcPr>
+          <w:p>
+            <w:r>
+              <w:t>Notebook section 0: development + internal validation only, no external validation</w:t>
+            </w:r>
+          </w:p>
+        </w:tc>
+      </w:tr>
+      <w:tr>
+        <w:tc>
+          <w:tcPr>
+            <w:tcW w:type="dxa" w:w="2160"/>
+          </w:tcPr>
+          <w:p>
+            <w:r>
+              <w:t>5a</w:t>
+            </w:r>
+          </w:p>
+        </w:tc>
+        <w:tc>
+          <w:tcPr>
+            <w:tcW w:type="dxa" w:w="2160"/>
+          </w:tcPr>
+          <w:p>
+            <w:r>
+              <w:t>Data sources (dev vs eval)</w:t>
+            </w:r>
+          </w:p>
+        </w:tc>
+        <w:tc>
+          <w:tcPr>
+            <w:tcW w:type="dxa" w:w="2160"/>
+          </w:tcPr>
+          <w:p>
+            <w:r>
+              <w:t>Reported</w:t>
+            </w:r>
+          </w:p>
+        </w:tc>
+        <w:tc>
+          <w:tcPr>
+            <w:tcW w:type="dxa" w:w="2160"/>
+          </w:tcPr>
+          <w:p>
+            <w:r>
+              <w:t>Notebook section 1: PhysioNet/CinC 2012 set A, single source</w:t>
+            </w:r>
+          </w:p>
+        </w:tc>
+      </w:tr>
+      <w:tr>
+        <w:tc>
+          <w:tcPr>
+            <w:tcW w:type="dxa" w:w="2160"/>
+          </w:tcPr>
+          <w:p>
+            <w:r>
+              <w:t>5b</w:t>
+            </w:r>
+          </w:p>
+        </w:tc>
+        <w:tc>
+          <w:tcPr>
+            <w:tcW w:type="dxa" w:w="2160"/>
+          </w:tcPr>
+          <w:p>
+            <w:r>
+              <w:t>Dates of participant accrual</w:t>
+            </w:r>
+          </w:p>
+        </w:tc>
+        <w:tc>
+          <w:tcPr>
+            <w:tcW w:type="dxa" w:w="2160"/>
+          </w:tcPr>
+          <w:p>
+            <w:r>
+              <w:t>N/A (not available)</w:t>
+            </w:r>
+          </w:p>
+        </w:tc>
+        <w:tc>
+          <w:tcPr>
+            <w:tcW w:type="dxa" w:w="2160"/>
+          </w:tcPr>
+          <w:p>
+            <w:r>
+              <w:t>De-identified release carries no admission dates — logged as a limitation, notebook section 1 / 13</w:t>
+            </w:r>
+          </w:p>
+        </w:tc>
+      </w:tr>
+      <w:tr>
+        <w:tc>
+          <w:tcPr>
+            <w:tcW w:type="dxa" w:w="2160"/>
+          </w:tcPr>
+          <w:p>
+            <w:r>
+              <w:t>6a</w:t>
+            </w:r>
+          </w:p>
+        </w:tc>
+        <w:tc>
+          <w:tcPr>
+            <w:tcW w:type="dxa" w:w="2160"/>
+          </w:tcPr>
+          <w:p>
+            <w:r>
+              <w:t>Study setting</w:t>
+            </w:r>
+          </w:p>
+        </w:tc>
+        <w:tc>
+          <w:tcPr>
+            <w:tcW w:type="dxa" w:w="2160"/>
+          </w:tcPr>
+          <w:p>
+            <w:r>
+              <w:t>Reported</w:t>
+            </w:r>
+          </w:p>
+        </w:tc>
+        <w:tc>
+          <w:tcPr>
+            <w:tcW w:type="dxa" w:w="2160"/>
+          </w:tcPr>
+          <w:p>
+            <w:r>
+              <w:t>Notebook section 1: 4 ICU types</w:t>
+            </w:r>
+          </w:p>
+        </w:tc>
+      </w:tr>
+      <w:tr>
+        <w:tc>
+          <w:tcPr>
+            <w:tcW w:type="dxa" w:w="2160"/>
+          </w:tcPr>
+          <w:p>
+            <w:r>
+              <w:t>6b</w:t>
+            </w:r>
+          </w:p>
+        </w:tc>
+        <w:tc>
+          <w:tcPr>
+            <w:tcW w:type="dxa" w:w="2160"/>
+          </w:tcPr>
+          <w:p>
+            <w:r>
+              <w:t>Eligibility criteria</w:t>
+            </w:r>
+          </w:p>
+        </w:tc>
+        <w:tc>
+          <w:tcPr>
+            <w:tcW w:type="dxa" w:w="2160"/>
+          </w:tcPr>
+          <w:p>
+            <w:r>
+              <w:t>Reported</w:t>
+            </w:r>
+          </w:p>
+        </w:tc>
+        <w:tc>
+          <w:tcPr>
+            <w:tcW w:type="dxa" w:w="2160"/>
+          </w:tcPr>
+          <w:p>
+            <w:r>
+              <w:t>Notebook section 1: dataset's own &gt;=48h rule, no further exclusions</w:t>
+            </w:r>
+          </w:p>
+        </w:tc>
+      </w:tr>
+      <w:tr>
+        <w:tc>
+          <w:tcPr>
+            <w:tcW w:type="dxa" w:w="2160"/>
+          </w:tcPr>
+          <w:p>
+            <w:r>
+              <w:t>6c</w:t>
+            </w:r>
+          </w:p>
+        </w:tc>
+        <w:tc>
+          <w:tcPr>
+            <w:tcW w:type="dxa" w:w="2160"/>
+          </w:tcPr>
+          <w:p>
+            <w:r>
+              <w:t>Treatments received &amp; handling</w:t>
+            </w:r>
+          </w:p>
+        </w:tc>
+        <w:tc>
+          <w:tcPr>
+            <w:tcW w:type="dxa" w:w="2160"/>
+          </w:tcPr>
+          <w:p>
+            <w:r>
+              <w:t>Partial / limitation</w:t>
+            </w:r>
+          </w:p>
+        </w:tc>
+        <w:tc>
+          <w:tcPr>
+            <w:tcW w:type="dxa" w:w="2160"/>
+          </w:tcPr>
+          <w:p>
+            <w:r>
+              <w:t>Notebook section 1: no medication data of any kind exists; this is the cardiovascular-axis limitation, cross-referenced to SOFA_modelling_approaches.docx</w:t>
+            </w:r>
+          </w:p>
+        </w:tc>
+      </w:tr>
+      <w:tr>
+        <w:tc>
+          <w:tcPr>
+            <w:tcW w:type="dxa" w:w="2160"/>
+          </w:tcPr>
+          <w:p>
+            <w:r>
+              <w:t>7</w:t>
+            </w:r>
+          </w:p>
+        </w:tc>
+        <w:tc>
+          <w:tcPr>
+            <w:tcW w:type="dxa" w:w="2160"/>
+          </w:tcPr>
+          <w:p>
+            <w:r>
+              <w:t>Pre-processing &amp; QC</w:t>
+            </w:r>
+          </w:p>
+        </w:tc>
+        <w:tc>
+          <w:tcPr>
+            <w:tcW w:type="dxa" w:w="2160"/>
+          </w:tcPr>
+          <w:p>
+            <w:r>
+              <w:t>Reported</w:t>
+            </w:r>
+          </w:p>
+        </w:tc>
+        <w:tc>
+          <w:tcPr>
+            <w:tcW w:type="dxa" w:w="2160"/>
+          </w:tcPr>
+          <w:p>
+            <w:r>
+              <w:t>Notebook section 1 (data_prep/parsing.py, qc.py); reproduces the section-2 audit exactly</w:t>
+            </w:r>
+          </w:p>
+        </w:tc>
+      </w:tr>
+      <w:tr>
+        <w:tc>
+          <w:tcPr>
+            <w:tcW w:type="dxa" w:w="2160"/>
+          </w:tcPr>
+          <w:p>
+            <w:r>
+              <w:t>8a</w:t>
+            </w:r>
+          </w:p>
+        </w:tc>
+        <w:tc>
+          <w:tcPr>
+            <w:tcW w:type="dxa" w:w="2160"/>
+          </w:tcPr>
+          <w:p>
+            <w:r>
+              <w:t>Outcome definition &amp; time horizon</w:t>
+            </w:r>
+          </w:p>
+        </w:tc>
+        <w:tc>
+          <w:tcPr>
+            <w:tcW w:type="dxa" w:w="2160"/>
+          </w:tcPr>
+          <w:p>
+            <w:r>
+              <w:t>Reported</w:t>
+            </w:r>
+          </w:p>
+        </w:tc>
+        <w:tc>
+          <w:tcPr>
+            <w:tcW w:type="dxa" w:w="2160"/>
+          </w:tcPr>
+          <w:p>
+            <w:r>
+              <w:t>Notebook section 2: rolling 24h SOFA at T+6, algorithmic</w:t>
+            </w:r>
+          </w:p>
+        </w:tc>
+      </w:tr>
+      <w:tr>
+        <w:tc>
+          <w:tcPr>
+            <w:tcW w:type="dxa" w:w="2160"/>
+          </w:tcPr>
+          <w:p>
+            <w:r>
+              <w:t>8b-8c</w:t>
+            </w:r>
+          </w:p>
+        </w:tc>
+        <w:tc>
+          <w:tcPr>
+            <w:tcW w:type="dxa" w:w="2160"/>
+          </w:tcPr>
+          <w:p>
+            <w:r>
+              <w:t>Outcome-assessor qualifications / blinding</w:t>
+            </w:r>
+          </w:p>
+        </w:tc>
+        <w:tc>
+          <w:tcPr>
+            <w:tcW w:type="dxa" w:w="2160"/>
+          </w:tcPr>
+          <w:p>
+            <w:r>
+              <w:t>N/A (no human assessor)</w:t>
+            </w:r>
+          </w:p>
+        </w:tc>
+        <w:tc>
+          <w:tcPr>
+            <w:tcW w:type="dxa" w:w="2160"/>
+          </w:tcPr>
+          <w:p>
+            <w:r>
+              <w:t>Notebook section 2</w:t>
+            </w:r>
+          </w:p>
+        </w:tc>
+      </w:tr>
+      <w:tr>
+        <w:tc>
+          <w:tcPr>
+            <w:tcW w:type="dxa" w:w="2160"/>
+          </w:tcPr>
+          <w:p>
+            <w:r>
+              <w:t>9a-9b</w:t>
+            </w:r>
+          </w:p>
+        </w:tc>
+        <w:tc>
+          <w:tcPr>
+            <w:tcW w:type="dxa" w:w="2160"/>
+          </w:tcPr>
+          <w:p>
+            <w:r>
+              <w:t>Predictor choice, definitions, measurement</w:t>
+            </w:r>
+          </w:p>
+        </w:tc>
+        <w:tc>
+          <w:tcPr>
+            <w:tcW w:type="dxa" w:w="2160"/>
+          </w:tcPr>
+          <w:p>
+            <w:r>
+              <w:t>Reported</w:t>
+            </w:r>
+          </w:p>
+        </w:tc>
+        <w:tc>
+          <w:tcPr>
+            <w:tcW w:type="dxa" w:w="2160"/>
+          </w:tcPr>
+          <w:p>
+            <w:r>
+              <w:t>Notebook section 3 (data_prep/features.py)</w:t>
+            </w:r>
+          </w:p>
+        </w:tc>
+      </w:tr>
+      <w:tr>
+        <w:tc>
+          <w:tcPr>
+            <w:tcW w:type="dxa" w:w="2160"/>
+          </w:tcPr>
+          <w:p>
+            <w:r>
+              <w:t>9c</w:t>
+            </w:r>
+          </w:p>
+        </w:tc>
+        <w:tc>
+          <w:tcPr>
+            <w:tcW w:type="dxa" w:w="2160"/>
+          </w:tcPr>
+          <w:p>
+            <w:r>
+              <w:t>Predictor-assessor qualifications / blinding</w:t>
+            </w:r>
+          </w:p>
+        </w:tc>
+        <w:tc>
+          <w:tcPr>
+            <w:tcW w:type="dxa" w:w="2160"/>
+          </w:tcPr>
+          <w:p>
+            <w:r>
+              <w:t>N/A (no subjective predictor)</w:t>
+            </w:r>
+          </w:p>
+        </w:tc>
+        <w:tc>
+          <w:tcPr>
+            <w:tcW w:type="dxa" w:w="2160"/>
+          </w:tcPr>
+          <w:p>
+            <w:r>
+              <w:t>Notebook section 3</w:t>
+            </w:r>
+          </w:p>
+        </w:tc>
+      </w:tr>
+      <w:tr>
+        <w:tc>
+          <w:tcPr>
+            <w:tcW w:type="dxa" w:w="2160"/>
+          </w:tcPr>
+          <w:p>
+            <w:r>
+              <w:t>10</w:t>
+            </w:r>
+          </w:p>
+        </w:tc>
+        <w:tc>
+          <w:tcPr>
+            <w:tcW w:type="dxa" w:w="2160"/>
+          </w:tcPr>
+          <w:p>
+            <w:r>
+              <w:t>Sample-size justification</w:t>
+            </w:r>
+          </w:p>
+        </w:tc>
+        <w:tc>
+          <w:tcPr>
+            <w:tcW w:type="dxa" w:w="2160"/>
+          </w:tcPr>
+          <w:p>
+            <w:r>
+              <w:t>Reported (fixed-dataset, not powered)</w:t>
+            </w:r>
+          </w:p>
+        </w:tc>
+        <w:tc>
+          <w:tcPr>
+            <w:tcW w:type="dxa" w:w="2160"/>
+          </w:tcPr>
+          <w:p>
+            <w:r>
+              <w:t>Notebook section 4</w:t>
+            </w:r>
+          </w:p>
+        </w:tc>
+      </w:tr>
+      <w:tr>
+        <w:tc>
+          <w:tcPr>
+            <w:tcW w:type="dxa" w:w="2160"/>
+          </w:tcPr>
+          <w:p>
+            <w:r>
+              <w:t>11</w:t>
+            </w:r>
+          </w:p>
+        </w:tc>
+        <w:tc>
+          <w:tcPr>
+            <w:tcW w:type="dxa" w:w="2160"/>
+          </w:tcPr>
+          <w:p>
+            <w:r>
+              <w:t>Missing-data handling</w:t>
+            </w:r>
+          </w:p>
+        </w:tc>
+        <w:tc>
+          <w:tcPr>
+            <w:tcW w:type="dxa" w:w="2160"/>
+          </w:tcPr>
+          <w:p>
+            <w:r>
+              <w:t>Reported</w:t>
+            </w:r>
+          </w:p>
+        </w:tc>
+        <w:tc>
+          <w:tcPr>
+            <w:tcW w:type="dxa" w:w="2160"/>
+          </w:tcPr>
+          <w:p>
+            <w:r>
+              <w:t>Notebook section 5: HistGB native NaN routing; LOCF; weight imputation flag</w:t>
+            </w:r>
+          </w:p>
+        </w:tc>
+      </w:tr>
+      <w:tr>
+        <w:tc>
+          <w:tcPr>
+            <w:tcW w:type="dxa" w:w="2160"/>
+          </w:tcPr>
+          <w:p>
+            <w:r>
+              <w:t>12a</w:t>
+            </w:r>
+          </w:p>
+        </w:tc>
+        <w:tc>
+          <w:tcPr>
+            <w:tcW w:type="dxa" w:w="2160"/>
+          </w:tcPr>
+          <w:p>
+            <w:r>
+              <w:t>Data partitioning</w:t>
+            </w:r>
+          </w:p>
+        </w:tc>
+        <w:tc>
+          <w:tcPr>
+            <w:tcW w:type="dxa" w:w="2160"/>
+          </w:tcPr>
+          <w:p>
+            <w:r>
+              <w:t>Reported</w:t>
+            </w:r>
+          </w:p>
+        </w:tc>
+        <w:tc>
+          <w:tcPr>
+            <w:tcW w:type="dxa" w:w="2160"/>
+          </w:tcPr>
+          <w:p>
+            <w:r>
+              <w:t>Notebook section 6 (data_prep/splits.py)</w:t>
+            </w:r>
+          </w:p>
+        </w:tc>
+      </w:tr>
+      <w:tr>
+        <w:tc>
+          <w:tcPr>
+            <w:tcW w:type="dxa" w:w="2160"/>
+          </w:tcPr>
+          <w:p>
+            <w:r>
+              <w:t>12b</w:t>
+            </w:r>
+          </w:p>
+        </w:tc>
+        <w:tc>
+          <w:tcPr>
+            <w:tcW w:type="dxa" w:w="2160"/>
+          </w:tcPr>
+          <w:p>
+            <w:r>
+              <w:t>Predictor handling in the model</w:t>
+            </w:r>
+          </w:p>
+        </w:tc>
+        <w:tc>
+          <w:tcPr>
+            <w:tcW w:type="dxa" w:w="2160"/>
+          </w:tcPr>
+          <w:p>
+            <w:r>
+              <w:t>Reported</w:t>
+            </w:r>
+          </w:p>
+        </w:tc>
+        <w:tc>
+          <w:tcPr>
+            <w:tcW w:type="dxa" w:w="2160"/>
+          </w:tcPr>
+          <w:p>
+            <w:r>
+              <w:t>Notebook section 9</w:t>
+            </w:r>
+          </w:p>
+        </w:tc>
+      </w:tr>
+      <w:tr>
+        <w:tc>
+          <w:tcPr>
+            <w:tcW w:type="dxa" w:w="2160"/>
+          </w:tcPr>
+          <w:p>
+            <w:r>
+              <w:t>12c</w:t>
+            </w:r>
+          </w:p>
+        </w:tc>
+        <w:tc>
+          <w:tcPr>
+            <w:tcW w:type="dxa" w:w="2160"/>
+          </w:tcPr>
+          <w:p>
+            <w:r>
+              <w:t>Model type, rationale, build steps incl. hyperparameter tuning</w:t>
+            </w:r>
+          </w:p>
+        </w:tc>
+        <w:tc>
+          <w:tcPr>
+            <w:tcW w:type="dxa" w:w="2160"/>
+          </w:tcPr>
+          <w:p>
+            <w:r>
+              <w:t>Reported</w:t>
+            </w:r>
+          </w:p>
+        </w:tc>
+        <w:tc>
+          <w:tcPr>
+            <w:tcW w:type="dxa" w:w="2160"/>
+          </w:tcPr>
+          <w:p>
+            <w:r>
+              <w:t>Notebook sections 9-10; decision log D8, D12-D14</w:t>
+            </w:r>
+          </w:p>
+        </w:tc>
+      </w:tr>
+      <w:tr>
+        <w:tc>
+          <w:tcPr>
+            <w:tcW w:type="dxa" w:w="2160"/>
+          </w:tcPr>
+          <w:p>
+            <w:r>
+              <w:t>12d</w:t>
+            </w:r>
+          </w:p>
+        </w:tc>
+        <w:tc>
+          <w:tcPr>
+            <w:tcW w:type="dxa" w:w="2160"/>
+          </w:tcPr>
+          <w:p>
+            <w:r>
+              <w:t>Heterogeneity of parameter/performance estimates</w:t>
+            </w:r>
+          </w:p>
+        </w:tc>
+        <w:tc>
+          <w:tcPr>
+            <w:tcW w:type="dxa" w:w="2160"/>
+          </w:tcPr>
+          <w:p>
+            <w:r>
+              <w:t>Reported (pending execution)</w:t>
+            </w:r>
+          </w:p>
+        </w:tc>
+        <w:tc>
+          <w:tcPr>
+            <w:tcW w:type="dxa" w:w="2160"/>
+          </w:tcPr>
+          <w:p>
+            <w:r>
+              <w:t>Bootstrap CIs + subgroup report, notebook section 11 (not yet executed)</w:t>
+            </w:r>
+          </w:p>
+        </w:tc>
+      </w:tr>
+      <w:tr>
+        <w:tc>
+          <w:tcPr>
+            <w:tcW w:type="dxa" w:w="2160"/>
+          </w:tcPr>
+          <w:p>
+            <w:r>
+              <w:t>12e</w:t>
+            </w:r>
+          </w:p>
+        </w:tc>
+        <w:tc>
+          <w:tcPr>
+            <w:tcW w:type="dxa" w:w="2160"/>
+          </w:tcPr>
+          <w:p>
+            <w:r>
+              <w:t>Performance measures &amp; plots</w:t>
+            </w:r>
+          </w:p>
+        </w:tc>
+        <w:tc>
+          <w:tcPr>
+            <w:tcW w:type="dxa" w:w="2160"/>
+          </w:tcPr>
+          <w:p>
+            <w:r>
+              <w:t>Reported (baselines done; model pending execution)</w:t>
+            </w:r>
+          </w:p>
+        </w:tc>
+        <w:tc>
+          <w:tcPr>
+            <w:tcW w:type="dxa" w:w="2160"/>
+          </w:tcPr>
+          <w:p>
+            <w:r>
+              <w:t>Notebook sections 8 (baselines, executed) and 11 (model, pending)</w:t>
+            </w:r>
+          </w:p>
+        </w:tc>
+      </w:tr>
+      <w:tr>
+        <w:tc>
+          <w:tcPr>
+            <w:tcW w:type="dxa" w:w="2160"/>
+          </w:tcPr>
+          <w:p>
+            <w:r>
+              <w:t>12f</w:t>
+            </w:r>
+          </w:p>
+        </w:tc>
+        <w:tc>
+          <w:tcPr>
+            <w:tcW w:type="dxa" w:w="2160"/>
+          </w:tcPr>
+          <w:p>
+            <w:r>
+              <w:t>Model updating</w:t>
+            </w:r>
+          </w:p>
+        </w:tc>
+        <w:tc>
+          <w:tcPr>
+            <w:tcW w:type="dxa" w:w="2160"/>
+          </w:tcPr>
+          <w:p>
+            <w:r>
+              <w:t>N/A (first version)</w:t>
+            </w:r>
+          </w:p>
+        </w:tc>
+        <w:tc>
+          <w:tcPr>
+            <w:tcW w:type="dxa" w:w="2160"/>
+          </w:tcPr>
+          <w:p>
+            <w:r>
+              <w:t>—</w:t>
+            </w:r>
+          </w:p>
+        </w:tc>
+      </w:tr>
+      <w:tr>
+        <w:tc>
+          <w:tcPr>
+            <w:tcW w:type="dxa" w:w="2160"/>
+          </w:tcPr>
+          <w:p>
+            <w:r>
+              <w:t>12g</w:t>
+            </w:r>
+          </w:p>
+        </w:tc>
+        <w:tc>
+          <w:tcPr>
+            <w:tcW w:type="dxa" w:w="2160"/>
+          </w:tcPr>
+          <w:p>
+            <w:r>
+              <w:t>How predictions are calculated at evaluation</w:t>
+            </w:r>
+          </w:p>
+        </w:tc>
+        <w:tc>
+          <w:tcPr>
+            <w:tcW w:type="dxa" w:w="2160"/>
+          </w:tcPr>
+          <w:p>
+            <w:r>
+              <w:t>Reported</w:t>
+            </w:r>
+          </w:p>
+        </w:tc>
+        <w:tc>
+          <w:tcPr>
+            <w:tcW w:type="dxa" w:w="2160"/>
+          </w:tcPr>
+          <w:p>
+            <w:r>
+              <w:t>models.predict_axis_scores(): SOFA_now + delta, clipped [0,4] — notebook section 9</w:t>
+            </w:r>
+          </w:p>
+        </w:tc>
+      </w:tr>
+      <w:tr>
+        <w:tc>
+          <w:tcPr>
+            <w:tcW w:type="dxa" w:w="2160"/>
+          </w:tcPr>
+          <w:p>
+            <w:r>
+              <w:t>13</w:t>
+            </w:r>
+          </w:p>
+        </w:tc>
+        <w:tc>
+          <w:tcPr>
+            <w:tcW w:type="dxa" w:w="2160"/>
+          </w:tcPr>
+          <w:p>
+            <w:r>
+              <w:t>Class-imbalance methods</w:t>
+            </w:r>
+          </w:p>
+        </w:tc>
+        <w:tc>
+          <w:tcPr>
+            <w:tcW w:type="dxa" w:w="2160"/>
+          </w:tcPr>
+          <w:p>
+            <w:r>
+              <w:t>Reported</w:t>
+            </w:r>
+          </w:p>
+        </w:tc>
+        <w:tc>
+          <w:tcPr>
+            <w:tcW w:type="dxa" w:w="2160"/>
+          </w:tcPr>
+          <w:p>
+            <w:r>
+              <w:t>class_weight='balanced' + AUPRC selection — decision D14</w:t>
+            </w:r>
+          </w:p>
+        </w:tc>
+      </w:tr>
+      <w:tr>
+        <w:tc>
+          <w:tcPr>
+            <w:tcW w:type="dxa" w:w="2160"/>
+          </w:tcPr>
+          <w:p>
+            <w:r>
+              <w:t>14</w:t>
+            </w:r>
+          </w:p>
+        </w:tc>
+        <w:tc>
+          <w:tcPr>
+            <w:tcW w:type="dxa" w:w="2160"/>
+          </w:tcPr>
+          <w:p>
+            <w:r>
+              <w:t>Fairness approaches</w:t>
+            </w:r>
+          </w:p>
+        </w:tc>
+        <w:tc>
+          <w:tcPr>
+            <w:tcW w:type="dxa" w:w="2160"/>
+          </w:tcPr>
+          <w:p>
+            <w:r>
+              <w:t>Partial</w:t>
+            </w:r>
+          </w:p>
+        </w:tc>
+        <w:tc>
+          <w:tcPr>
+            <w:tcW w:type="dxa" w:w="2160"/>
+          </w:tcPr>
+          <w:p>
+            <w:r>
+              <w:t>Subgroup breakdown by ICU type / pressor-likelihood only; age/sex deferred (open items)</w:t>
+            </w:r>
+          </w:p>
+        </w:tc>
+      </w:tr>
+      <w:tr>
+        <w:tc>
+          <w:tcPr>
+            <w:tcW w:type="dxa" w:w="2160"/>
+          </w:tcPr>
+          <w:p>
+            <w:r>
+              <w:t>15</w:t>
+            </w:r>
+          </w:p>
+        </w:tc>
+        <w:tc>
+          <w:tcPr>
+            <w:tcW w:type="dxa" w:w="2160"/>
+          </w:tcPr>
+          <w:p>
+            <w:r>
+              <w:t>Model output specification</w:t>
+            </w:r>
+          </w:p>
+        </w:tc>
+        <w:tc>
+          <w:tcPr>
+            <w:tcW w:type="dxa" w:w="2160"/>
+          </w:tcPr>
+          <w:p>
+            <w:r>
+              <w:t>Reported</w:t>
+            </w:r>
+          </w:p>
+        </w:tc>
+        <w:tc>
+          <w:tcPr>
+            <w:tcW w:type="dxa" w:w="2160"/>
+          </w:tcPr>
+          <w:p>
+            <w:r>
+              <w:t>Docx section 1.2; notebook section 9</w:t>
+            </w:r>
+          </w:p>
+        </w:tc>
+      </w:tr>
+      <w:tr>
+        <w:tc>
+          <w:tcPr>
+            <w:tcW w:type="dxa" w:w="2160"/>
+          </w:tcPr>
+          <w:p>
+            <w:r>
+              <w:t>16</w:t>
+            </w:r>
+          </w:p>
+        </w:tc>
+        <w:tc>
+          <w:tcPr>
+            <w:tcW w:type="dxa" w:w="2160"/>
+          </w:tcPr>
+          <w:p>
+            <w:r>
+              <w:t>Differences between dev/eval data</w:t>
+            </w:r>
+          </w:p>
+        </w:tc>
+        <w:tc>
+          <w:tcPr>
+            <w:tcW w:type="dxa" w:w="2160"/>
+          </w:tcPr>
+          <w:p>
+            <w:r>
+              <w:t>N/A (one dataset, random split)</w:t>
+            </w:r>
+          </w:p>
+        </w:tc>
+        <w:tc>
+          <w:tcPr>
+            <w:tcW w:type="dxa" w:w="2160"/>
+          </w:tcPr>
+          <w:p>
+            <w:r>
+              <w:t>—</w:t>
+            </w:r>
+          </w:p>
+        </w:tc>
+      </w:tr>
+      <w:tr>
+        <w:tc>
+          <w:tcPr>
+            <w:tcW w:type="dxa" w:w="2160"/>
+          </w:tcPr>
+          <w:p>
+            <w:r>
+              <w:t>17</w:t>
+            </w:r>
+          </w:p>
+        </w:tc>
+        <w:tc>
+          <w:tcPr>
+            <w:tcW w:type="dxa" w:w="2160"/>
+          </w:tcPr>
+          <w:p>
+            <w:r>
+              <w:t>Ethics/IRB approval</w:t>
+            </w:r>
+          </w:p>
+        </w:tc>
+        <w:tc>
+          <w:tcPr>
+            <w:tcW w:type="dxa" w:w="2160"/>
+          </w:tcPr>
+          <w:p>
+            <w:r>
+              <w:t>N/A (public de-identified data, secondary analysis)</w:t>
+            </w:r>
+          </w:p>
+        </w:tc>
+        <w:tc>
+          <w:tcPr>
+            <w:tcW w:type="dxa" w:w="2160"/>
+          </w:tcPr>
+          <w:p>
+            <w:r>
+              <w:t>—</w:t>
+            </w:r>
+          </w:p>
+        </w:tc>
+      </w:tr>
+      <w:tr>
+        <w:tc>
+          <w:tcPr>
+            <w:tcW w:type="dxa" w:w="2160"/>
+          </w:tcPr>
+          <w:p>
+            <w:r>
+              <w:t>18a-18d</w:t>
+            </w:r>
+          </w:p>
+        </w:tc>
+        <w:tc>
+          <w:tcPr>
+            <w:tcW w:type="dxa" w:w="2160"/>
+          </w:tcPr>
+          <w:p>
+            <w:r>
+              <w:t>Funding, conflicts, protocol, registration</w:t>
+            </w:r>
+          </w:p>
+        </w:tc>
+        <w:tc>
+          <w:tcPr>
+            <w:tcW w:type="dxa" w:w="2160"/>
+          </w:tcPr>
+          <w:p>
+            <w:r>
+              <w:t>N/A (academic exercise, no funding, no pre-registration)</w:t>
+            </w:r>
+          </w:p>
+        </w:tc>
+        <w:tc>
+          <w:tcPr>
+            <w:tcW w:type="dxa" w:w="2160"/>
+          </w:tcPr>
+          <w:p>
+            <w:r>
+              <w:t>—</w:t>
+            </w:r>
+          </w:p>
+        </w:tc>
+      </w:tr>
+      <w:tr>
+        <w:tc>
+          <w:tcPr>
+            <w:tcW w:type="dxa" w:w="2160"/>
+          </w:tcPr>
+          <w:p>
+            <w:r>
+              <w:t>18e</w:t>
+            </w:r>
+          </w:p>
+        </w:tc>
+        <w:tc>
+          <w:tcPr>
+            <w:tcW w:type="dxa" w:w="2160"/>
+          </w:tcPr>
+          <w:p>
+            <w:r>
+              <w:t>Data availability</w:t>
+            </w:r>
+          </w:p>
+        </w:tc>
+        <w:tc>
+          <w:tcPr>
+            <w:tcW w:type="dxa" w:w="2160"/>
+          </w:tcPr>
+          <w:p>
+            <w:r>
+              <w:t>Reported</w:t>
+            </w:r>
+          </w:p>
+        </w:tc>
+        <w:tc>
+          <w:tcPr>
+            <w:tcW w:type="dxa" w:w="2160"/>
+          </w:tcPr>
+          <w:p>
+            <w:r>
+              <w:t>PhysioNet/CinC Challenge 2012 (public) — notebook section 13</w:t>
+            </w:r>
+          </w:p>
+        </w:tc>
+      </w:tr>
+      <w:tr>
+        <w:tc>
+          <w:tcPr>
+            <w:tcW w:type="dxa" w:w="2160"/>
+          </w:tcPr>
+          <w:p>
+            <w:r>
+              <w:t>18f</w:t>
+            </w:r>
+          </w:p>
+        </w:tc>
+        <w:tc>
+          <w:tcPr>
+            <w:tcW w:type="dxa" w:w="2160"/>
+          </w:tcPr>
+          <w:p>
+            <w:r>
+              <w:t>Code availability</w:t>
+            </w:r>
+          </w:p>
+        </w:tc>
+        <w:tc>
+          <w:tcPr>
+            <w:tcW w:type="dxa" w:w="2160"/>
+          </w:tcPr>
+          <w:p>
+            <w:r>
+              <w:t>Reported</w:t>
+            </w:r>
+          </w:p>
+        </w:tc>
+        <w:tc>
+          <w:tcPr>
+            <w:tcW w:type="dxa" w:w="2160"/>
+          </w:tcPr>
+          <w:p>
+            <w:r>
+              <w:t>github.com/398-21/healthcare-ai-assin</w:t>
+            </w:r>
+          </w:p>
+        </w:tc>
+      </w:tr>
+      <w:tr>
+        <w:tc>
+          <w:tcPr>
+            <w:tcW w:type="dxa" w:w="2160"/>
+          </w:tcPr>
+          <w:p>
+            <w:r>
+              <w:t>19</w:t>
+            </w:r>
+          </w:p>
+        </w:tc>
+        <w:tc>
+          <w:tcPr>
+            <w:tcW w:type="dxa" w:w="2160"/>
+          </w:tcPr>
+          <w:p>
+            <w:r>
+              <w:t>Patient &amp; public involvement</w:t>
+            </w:r>
+          </w:p>
+        </w:tc>
+        <w:tc>
+          <w:tcPr>
+            <w:tcW w:type="dxa" w:w="2160"/>
+          </w:tcPr>
+          <w:p>
+            <w:r>
+              <w:t>N/A</w:t>
+            </w:r>
+          </w:p>
+        </w:tc>
+        <w:tc>
+          <w:tcPr>
+            <w:tcW w:type="dxa" w:w="2160"/>
+          </w:tcPr>
+          <w:p>
+            <w:r>
+              <w:t>—</w:t>
+            </w:r>
+          </w:p>
+        </w:tc>
+      </w:tr>
+      <w:tr>
+        <w:tc>
+          <w:tcPr>
+            <w:tcW w:type="dxa" w:w="2160"/>
+          </w:tcPr>
+          <w:p>
+            <w:r>
+              <w:t>20a-20c</w:t>
+            </w:r>
+          </w:p>
+        </w:tc>
+        <w:tc>
+          <w:tcPr>
+            <w:tcW w:type="dxa" w:w="2160"/>
+          </w:tcPr>
+          <w:p>
+            <w:r>
+              <w:t>Participant flow, characteristics, predictor-distribution comparison</w:t>
+            </w:r>
+          </w:p>
+        </w:tc>
+        <w:tc>
+          <w:tcPr>
+            <w:tcW w:type="dxa" w:w="2160"/>
+          </w:tcPr>
+          <w:p>
+            <w:r>
+              <w:t>Reported</w:t>
+            </w:r>
+          </w:p>
+        </w:tc>
+        <w:tc>
+          <w:tcPr>
+            <w:tcW w:type="dxa" w:w="2160"/>
+          </w:tcPr>
+          <w:p>
+            <w:r>
+              <w:t>Notebook section 1 (flow/characteristics); dev-vs-eval comparison pending Phase-4 execution</w:t>
+            </w:r>
+          </w:p>
+        </w:tc>
+      </w:tr>
+      <w:tr>
+        <w:tc>
+          <w:tcPr>
+            <w:tcW w:type="dxa" w:w="2160"/>
+          </w:tcPr>
+          <w:p>
+            <w:r>
+              <w:t>21</w:t>
+            </w:r>
+          </w:p>
+        </w:tc>
+        <w:tc>
+          <w:tcPr>
+            <w:tcW w:type="dxa" w:w="2160"/>
+          </w:tcPr>
+          <w:p>
+            <w:r>
+              <w:t>N and outcome events per analysis</w:t>
+            </w:r>
+          </w:p>
+        </w:tc>
+        <w:tc>
+          <w:tcPr>
+            <w:tcW w:type="dxa" w:w="2160"/>
+          </w:tcPr>
+          <w:p>
+            <w:r>
+              <w:t>Reported</w:t>
+            </w:r>
+          </w:p>
+        </w:tc>
+        <w:tc>
+          <w:tcPr>
+            <w:tcW w:type="dxa" w:w="2160"/>
+          </w:tcPr>
+          <w:p>
+            <w:r>
+              <w:t>Notebook section 8 (executed)</w:t>
+            </w:r>
+          </w:p>
+        </w:tc>
+      </w:tr>
+      <w:tr>
+        <w:tc>
+          <w:tcPr>
+            <w:tcW w:type="dxa" w:w="2160"/>
+          </w:tcPr>
+          <w:p>
+            <w:r>
+              <w:t>22</w:t>
+            </w:r>
+          </w:p>
+        </w:tc>
+        <w:tc>
+          <w:tcPr>
+            <w:tcW w:type="dxa" w:w="2160"/>
+          </w:tcPr>
+          <w:p>
+            <w:r>
+              <w:t>Full model specification for reuse</w:t>
+            </w:r>
+          </w:p>
+        </w:tc>
+        <w:tc>
+          <w:tcPr>
+            <w:tcW w:type="dxa" w:w="2160"/>
+          </w:tcPr>
+          <w:p>
+            <w:r>
+              <w:t>Reported (pending execution)</w:t>
+            </w:r>
+          </w:p>
+        </w:tc>
+        <w:tc>
+          <w:tcPr>
+            <w:tcW w:type="dxa" w:w="2160"/>
+          </w:tcPr>
+          <w:p>
+            <w:r>
+              <w:t>modeling/outputs/model_spec.json + hyperparameter tables, notebook sections 9-10/14</w:t>
+            </w:r>
+          </w:p>
+        </w:tc>
+      </w:tr>
+      <w:tr>
+        <w:tc>
+          <w:tcPr>
+            <w:tcW w:type="dxa" w:w="2160"/>
+          </w:tcPr>
+          <w:p>
+            <w:r>
+              <w:t>23a-23b</w:t>
+            </w:r>
+          </w:p>
+        </w:tc>
+        <w:tc>
+          <w:tcPr>
+            <w:tcW w:type="dxa" w:w="2160"/>
+          </w:tcPr>
+          <w:p>
+            <w:r>
+              <w:t>Performance with CIs; subgroup heterogeneity</w:t>
+            </w:r>
+          </w:p>
+        </w:tc>
+        <w:tc>
+          <w:tcPr>
+            <w:tcW w:type="dxa" w:w="2160"/>
+          </w:tcPr>
+          <w:p>
+            <w:r>
+              <w:t>Reported (pending execution)</w:t>
+            </w:r>
+          </w:p>
+        </w:tc>
+        <w:tc>
+          <w:tcPr>
+            <w:tcW w:type="dxa" w:w="2160"/>
+          </w:tcPr>
+          <w:p>
+            <w:r>
+              <w:t>Notebook section 11</w:t>
+            </w:r>
+          </w:p>
+        </w:tc>
+      </w:tr>
+      <w:tr>
+        <w:tc>
+          <w:tcPr>
+            <w:tcW w:type="dxa" w:w="2160"/>
+          </w:tcPr>
+          <w:p>
+            <w:r>
+              <w:t>24</w:t>
+            </w:r>
+          </w:p>
+        </w:tc>
+        <w:tc>
+          <w:tcPr>
+            <w:tcW w:type="dxa" w:w="2160"/>
+          </w:tcPr>
+          <w:p>
+            <w:r>
+              <w:t>Model-updating results</w:t>
+            </w:r>
+          </w:p>
+        </w:tc>
+        <w:tc>
+          <w:tcPr>
+            <w:tcW w:type="dxa" w:w="2160"/>
+          </w:tcPr>
+          <w:p>
+            <w:r>
+              <w:t>N/A</w:t>
+            </w:r>
+          </w:p>
+        </w:tc>
+        <w:tc>
+          <w:tcPr>
+            <w:tcW w:type="dxa" w:w="2160"/>
+          </w:tcPr>
+          <w:p>
+            <w:r>
+              <w:t>—</w:t>
+            </w:r>
+          </w:p>
+        </w:tc>
+      </w:tr>
+      <w:tr>
+        <w:tc>
+          <w:tcPr>
+            <w:tcW w:type="dxa" w:w="2160"/>
+          </w:tcPr>
+          <w:p>
+            <w:r>
+              <w:t>25</w:t>
+            </w:r>
+          </w:p>
+        </w:tc>
+        <w:tc>
+          <w:tcPr>
+            <w:tcW w:type="dxa" w:w="2160"/>
+          </w:tcPr>
+          <w:p>
+            <w:r>
+              <w:t>Overall interpretation incl. fairness</w:t>
+            </w:r>
+          </w:p>
+        </w:tc>
+        <w:tc>
+          <w:tcPr>
+            <w:tcW w:type="dxa" w:w="2160"/>
+          </w:tcPr>
+          <w:p>
+            <w:r>
+              <w:t>Reported (qualitative now; numeric pending)</w:t>
+            </w:r>
+          </w:p>
+        </w:tc>
+        <w:tc>
+          <w:tcPr>
+            <w:tcW w:type="dxa" w:w="2160"/>
+          </w:tcPr>
+          <w:p>
+            <w:r>
+              <w:t>Notebook section 13</w:t>
+            </w:r>
+          </w:p>
+        </w:tc>
+      </w:tr>
+      <w:tr>
+        <w:tc>
+          <w:tcPr>
+            <w:tcW w:type="dxa" w:w="2160"/>
+          </w:tcPr>
+          <w:p>
+            <w:r>
+              <w:t>26</w:t>
+            </w:r>
+          </w:p>
+        </w:tc>
+        <w:tc>
+          <w:tcPr>
+            <w:tcW w:type="dxa" w:w="2160"/>
+          </w:tcPr>
+          <w:p>
+            <w:r>
+              <w:t>Limitations</w:t>
+            </w:r>
+          </w:p>
+        </w:tc>
+        <w:tc>
+          <w:tcPr>
+            <w:tcW w:type="dxa" w:w="2160"/>
+          </w:tcPr>
+          <w:p>
+            <w:r>
+              <w:t>Reported</w:t>
+            </w:r>
+          </w:p>
+        </w:tc>
+        <w:tc>
+          <w:tcPr>
+            <w:tcW w:type="dxa" w:w="2160"/>
+          </w:tcPr>
+          <w:p>
+            <w:r>
+              <w:t>Notebook section 13; docx section 1.5</w:t>
+            </w:r>
+          </w:p>
+        </w:tc>
+      </w:tr>
+      <w:tr>
+        <w:tc>
+          <w:tcPr>
+            <w:tcW w:type="dxa" w:w="2160"/>
+          </w:tcPr>
+          <w:p>
+            <w:r>
+              <w:t>27a-27c</w:t>
+            </w:r>
+          </w:p>
+        </w:tc>
+        <w:tc>
+          <w:tcPr>
+            <w:tcW w:type="dxa" w:w="2160"/>
+          </w:tcPr>
+          <w:p>
+            <w:r>
+              <w:t>Deployment data-quality handling, user interaction, future research</w:t>
+            </w:r>
+          </w:p>
+        </w:tc>
+        <w:tc>
+          <w:tcPr>
+            <w:tcW w:type="dxa" w:w="2160"/>
+          </w:tcPr>
+          <w:p>
+            <w:r>
+              <w:t>Reported</w:t>
+            </w:r>
+          </w:p>
+        </w:tc>
+        <w:tc>
+          <w:tcPr>
+            <w:tcW w:type="dxa" w:w="2160"/>
+          </w:tcPr>
+          <w:p>
+            <w:r>
+              <w:t>Notebook section 13</w:t>
+            </w:r>
+          </w:p>
+        </w:tc>
+      </w:tr>
+    </w:tbl>
     <w:sectPr>
       <w:pgSz w:w="12240" w:h="15840"/>
       <w:pgMar w:top="1440" w:right="1800" w:bottom="1440" w:left="1800" w:header="720" w:footer="720" w:gutter="0"/>

--- a/SOFA_forecast_project_plan.docx
+++ b/SOFA_forecast_project_plan.docx
@@ -27,7 +27,7 @@
           <w:i w:val="0"/>
           <w:sz w:val="18"/>
         </w:rPr>
-        <w:t>Companion to: sofa_calculation.ipynb, sofa_scores.csv, SOFA_modelling_approaches.docx, modeling/sofa_forecasting.ipynb. Created 2026-09-10; updated 2026-09-16 (repo moved to github.com/398-21/healthcare-ai-assin; single consolidated notebook; TRIPOD+AI checklist added).</w:t>
+        <w:t>Companion to: sofa_calculation.ipynb, sofa_scores.csv, SOFA_modelling_approaches.docx (why the cardiovascular axis is capped and the three candidate approaches), modeling/sofa_forecasting.ipynb, SOFA_forecasting_team_briefing.docx (plain-language version for sharing outside the technical team), and SOFA_forecasting_TRIPOD_AI_checklist.docx (the full 27-item compliance table, split out of this document's former section 7 into its own name). Created 2026-09-10; updated 2026-09-16 (repo moved to github.com/398-21/healthcare-ai-assin; single consolidated notebook; classifier no-skill baseline D18; five-model-family comparison D19-D22; TRIPOD+AI checklist split into its own document).</w:t>
       </w:r>
     </w:p>
     <w:p>
@@ -288,7 +288,7 @@
         <w:t xml:space="preserve">Phase 1. </w:t>
       </w:r>
       <w:r>
-        <w:t>Reproducible split; leak-free feature/target tables; QC counts equal the sofa_calculation.ipynb section-2 audit.</w:t>
+        <w:t>Reproducible split; leak-free feature/target tables; QC counts equal the sofa_calculation.ipynb section-2 audit. MET (2026-09-16).</w:t>
       </w:r>
     </w:p>
     <w:p>
@@ -302,7 +302,7 @@
         <w:t xml:space="preserve">Project. </w:t>
       </w:r>
       <w:r>
-        <w:t>Total-SOFA forecast beats persistence on the delta at &gt;= 2 of 4 horizons; deterioration AUROC materially &gt; 0.5; per-axis error and the vasopressor-ablation gap quantified and documented.</w:t>
+        <w:t>Total-SOFA forecast beats persistence on the delta at &gt;= 2 of 4 horizons; deterioration AUROC materially &gt; 0.5; per-axis error and the vasopressor-ablation gap quantified and documented. MET AND EXCEEDED (2026-09-17, all 5 families trained for real): 4 of 5 families -- ordinal (D19), histgb (primary), catboost (D21), lightgbm (D22) -- beat persistence at 4 of 4 horizons on both validation and test. The linear/ Ridge baseline (D20) beats persistence only at h24 and is worse at h30/h36/h42 on both splits -- not a bug, but the answer to the question D20 was built to ask: the tree ensembles' non-linearity is earning its keep at the longer horizons, a plain regularized linear model reverts too hard toward the mean delta. Deterioration AUROC 0.78-0.84 for every one of the 4 families with a deterioration classifier (histgb, linear, catboost, lightgbm; ordinal has no classifier variant) vs no-skill 0.5. See section 4 and the notebook's section 13 (Discussion) for the full results and two real bugs (D23, D24) found only by actually running it. The vasopressor-ablation gap (with/without outcomes.SOFA as a feature) is not yet run -- remains an open item.</w:t>
       </w:r>
     </w:p>
     <w:p>
@@ -354,7 +354,7 @@
           <w:b w:val="0"/>
           <w:i w:val="0"/>
         </w:rPr>
-        <w:t>Target distribution and drift per horizon; feature-target correlation; the persistence baseline (SOFA_hat = SOFA_now) and a last-value-per-axis baseline, with bootstrap-CI MAE / RMSE per horizon (sofa_forecasting.ipynb section 8, executed). Train-split total-SOFA persistence MAE: 0.93 (h24) / 0.69 (h30) / 0.63 (h36) / 0.60 (h42) -- these, and the matching per-axis numbers, are the bar Phase 3's models must clear on validation/test.</w:t>
+        <w:t>Target distribution and drift per horizon; feature-target correlation; the persistence baseline (SOFA_hat = SOFA_now) and a last-value-per-axis baseline, with bootstrap-CI MAE / RMSE per horizon (sofa_forecasting.ipynb section 8, executed). Train-split total-SOFA persistence MAE: 0.93 (h24) / 0.69 (h30) / 0.63 (h36) / 0.60 (h42). Also the deterioration classifier's no-skill reference (D18): AUROC 0.5, AUPRC = prevalence (~0.04-0.05 per horizon), Brier ~0.04 by definition. These are the bar Phase 3's models must clear on validation/test.</w:t>
       </w:r>
     </w:p>
     <w:p>
@@ -362,7 +362,7 @@
         <w:pStyle w:val="Heading2"/>
       </w:pPr>
       <w:r>
-        <w:t>Phase 3 — Forecast models  [CODE COMPLETE 2026-09-16, TRAINING PENDING]</w:t>
+        <w:t>Phase 3 — Forecast models  [DONE 2026-09-17 -- all 5 families trained for real]</w:t>
       </w:r>
     </w:p>
     <w:p>
@@ -371,7 +371,7 @@
           <w:b w:val="0"/>
           <w:i w:val="0"/>
         </w:rPr>
-        <w:t>modeling/models.py: six pooled axis regressors, one per organ system, trained on all four horizons together with origin_h as a feature (D12); target = the axis delta, measured-rows-only (D17); reconstruction adds SOFA_now back and clips to [0,4] (item 12g). One pooled deterioration classifier, class_weight='balanced' (D14). Hyperparameters: a fixed 4-point grid per model, selected on the external validation split (D13, item 12c) -- see section 5 below. sofa_forecasting.ipynb section 10 contains the training call, fully written but deliberately NOT executed in this environment; it is being run on a separate device.</w:t>
+        <w:t>modeling/models/ is now a package of FIVE model families, compared head-to-head rather than just one tuned family (user-directed 2026-09-16, priority order): (0) models.ordinal -- ordinal regression via Frank &amp; Hall cumulative binary decomposition, predicting the absolute score directly (D19); (1) models.linear -- Ridge/logistic baseline, same delta target as (2), to isolate whether non-linearity helps (D20); (2) models.histgb -- the original primary family: six pooled axis regressors predicting the delta, origin_h as a feature (D12), measured-rows-only (D17), reconstruction = SOFA_now + delta clipped to [0,4] (item 12g), one pooled deterioration classifier (D14); (3) models.catboost_model -- optional dependency, native categorical handling + ordered boosting (D21); (4) models.lightgbm_model -- optional dependency, leaf-wise growth as a second GBDT opinion (D22). Every family uses the same protocol: a small fixed grid, selected on the external validation split (D13, item 12c) -- see section 5 below. CatBoost/LightGBM are NOT installed in the authoring environment; their modules import cleanly regardless (guarded imports) and their training functions raise a clear error only if actually called without the package. sofa_forecasting.ipynb section 10 contains all five training calls; all five ran for real on the training device (catboost 1.2.10, lightgbm 4.7.0 -- D23 fixed the only real bug that surfaced). Result: ordinal (D19) has the lowest total-SOFA MAE at every horizon; histgb, catboost and lightgbm are close together just behind it, with histgb marginally ahead of the other two GBDTs; linear (D20) is the outlier -- it only beats persistence at h24 (see section 1.6). HistGB remains the family worth carrying forward among the three GBDT engines; CatBoost/LightGBM do not clearly improve on it here (open items, section 6).</w:t>
       </w:r>
     </w:p>
     <w:p>
@@ -379,7 +379,7 @@
         <w:pStyle w:val="Heading2"/>
       </w:pPr>
       <w:r>
-        <w:t>Phase 4 — Evaluation  [CODE COMPLETE 2026-09-16, PENDING Phase-3 TRAINING]</w:t>
+        <w:t>Phase 4 — Evaluation  [DONE 2026-09-17]</w:t>
       </w:r>
     </w:p>
     <w:p>
@@ -388,7 +388,7 @@
           <w:b w:val="0"/>
           <w:i w:val="0"/>
         </w:rPr>
-        <w:t>modeling/evaluate.py + sofa_forecasting.ipynb sections 11-12: per-horizon MAE / RMSE with bootstrap CI vs the Phase-2 baselines, per-axis error, deterioration AUROC / AUPRC / Brier + calibration, a subgroup breakdown (hemodynamic-instability status; extend to ICU type / admission-outcomes.SOFA tier), permutation importance (D16). Test split unlocked exactly once, after model selection is final on validation.</w:t>
+        <w:t>modeling/evaluate.py + sofa_forecasting.ipynb sections 11-12: per-horizon MAE / RMSE with bootstrap CI for EVERY installed family side by side (evaluate.regression_report, extended to accept an arbitrary {label: column} dict) vs the Phase-2 baselines; per-axis error; deterioration AUROC / AUPRC / Brier + calibration for every family (evaluate.classification_comparison, new) vs the no-skill reference (D18); a subgroup breakdown (hemodynamic-instability status; extend to ICU type / admission-outcomes.SOFA tier); permutation importance (D16, run on the primary family, re-run against whichever family wins). Test split unlocked exactly once, after model selection was final on validation -- test confirms the same ranking seen on validation (section 4), so there is no sign of validation-set overfitting in the family selection. This run also surfaced D24, a fairness bug in how missing axes were scored across families -- see the decision log; every number in section 4 is post-D24-fix.</w:t>
       </w:r>
     </w:p>
     <w:p>
@@ -1036,6 +1036,258 @@
       </w:r>
       <w:r>
         <w:t>Training on the lenient zero-filled sofa_total convention (used for the aggregate score, D10) — would teach the model that 'never measured' means 'score 0', fabricating signal that isn't there.</w:t>
+      </w:r>
+    </w:p>
+    <w:p>
+      <w:pPr>
+        <w:pStyle w:val="Heading2"/>
+      </w:pPr>
+      <w:r>
+        <w:t>D18  No-skill baseline added for the deterioration classifier  (2026-09-16)</w:t>
+      </w:r>
+    </w:p>
+    <w:p>
+      <w:pPr>
+        <w:pStyle w:val="ListBullet"/>
+      </w:pPr>
+      <w:r>
+        <w:rPr>
+          <w:b/>
+        </w:rPr>
+        <w:t xml:space="preserve">Chosen: </w:t>
+      </w:r>
+      <w:r>
+        <w:t>evaluate.no_skill_reference(): AUROC of a non-informative classifier is always 0.5, but AUPRC of one equals the outcome's prevalence (~4%), not 0.5 (Saito &amp; Rehmsmeier, PLOS ONE 2015) — with this much imbalance a model can post an AUPRC around 0.15-0.20 and look skilled while barely beating a coin flip. Computed in notebook section 8 (train split, per horizon) and reported alongside the real classifier in section 11.</w:t>
+      </w:r>
+    </w:p>
+    <w:p>
+      <w:pPr>
+        <w:pStyle w:val="ListBullet"/>
+      </w:pPr>
+      <w:r>
+        <w:rPr>
+          <w:b/>
+        </w:rPr>
+        <w:t xml:space="preserve">Rejected: </w:t>
+      </w:r>
+      <w:r>
+        <w:t>Leaving the deterioration classifier without any documented comparator, unlike the regression side (persistence baseline) — an asymmetry a careful review would catch; fixed proactively rather than left for a reviewer to flag.</w:t>
+      </w:r>
+    </w:p>
+    <w:p>
+      <w:pPr>
+        <w:pStyle w:val="Heading2"/>
+      </w:pPr>
+      <w:r>
+        <w:t>D19  Ordinal-regression framing added as a second axis-modelling approach  (2026-09-16)</w:t>
+      </w:r>
+    </w:p>
+    <w:p>
+      <w:pPr>
+        <w:pStyle w:val="ListBullet"/>
+      </w:pPr>
+      <w:r>
+        <w:rPr>
+          <w:b/>
+        </w:rPr>
+        <w:t xml:space="preserve">Chosen: </w:t>
+      </w:r>
+      <w:r>
+        <w:t>modeling/models/ordinal.py: each axis score (0-4) is treated as an ORDINAL outcome via Frank &amp; Hall's (2001) cumulative binary decomposition -- 4 HistGradientBoostingClassifiers per axis, one per threshold k in {0,1,2,3}, each predicting P(score &gt; k). Reconstruction uses E[score] = P(&gt;0)+P(&gt;1)+P(&gt;2)+P(&gt;3), the tail-sum identity for a bounded non-negative integer variable -- lands in [0,4] automatically, no clipping. Predicts the ABSOLUTE target score directly (no delta trick: SOFA_now is just an input feature here). Compared head-to-head against histgb.py's delta-regression in the Results section, not a replacement. No monotonicity constraint across the four thresholds is enforced -- a known, logged simplification of the method.</w:t>
+      </w:r>
+    </w:p>
+    <w:p>
+      <w:pPr>
+        <w:pStyle w:val="ListBullet"/>
+      </w:pPr>
+      <w:r>
+        <w:rPr>
+          <w:b/>
+        </w:rPr>
+        <w:t xml:space="preserve">Rejected: </w:t>
+      </w:r>
+      <w:r>
+        <w:t>mord / statsmodels OrderedModel (classical proportional-odds implementations) -- would add an external dependency for a linear-only ordinal model, when the binary-decomposition approach lets us reuse the same HistGB engine (and later CatBoost/LightGBM) as a base learner, keeping the model-family comparison apples-to-apples.</w:t>
+      </w:r>
+    </w:p>
+    <w:p>
+      <w:pPr>
+        <w:pStyle w:val="Heading2"/>
+      </w:pPr>
+      <w:r>
+        <w:t>D20  Ridge / logistic linear baseline added  (2026-09-16)</w:t>
+      </w:r>
+    </w:p>
+    <w:p>
+      <w:pPr>
+        <w:pStyle w:val="ListBullet"/>
+      </w:pPr>
+      <w:r>
+        <w:rPr>
+          <w:b/>
+        </w:rPr>
+        <w:t xml:space="preserve">Chosen: </w:t>
+      </w:r>
+      <w:r>
+        <w:t>modeling/models/linear.py: median-impute + standardize + Ridge (regressor) or class-weighted LogisticRegression (classifier), same delta target and feature set as histgb.py, to isolate whether the tree ensembles' non-linearity is earning its keep over a plain regularized linear model. Small grid (alpha / C in {0.1, 1.0, 10.0}), same external-validation-selection protocol as every other family.</w:t>
+      </w:r>
+    </w:p>
+    <w:p>
+      <w:pPr>
+        <w:pStyle w:val="ListBullet"/>
+      </w:pPr>
+      <w:r>
+        <w:rPr>
+          <w:b/>
+        </w:rPr>
+        <w:t xml:space="preserve">Rejected: </w:t>
+      </w:r>
+      <w:r>
+        <w:t>Skipping a linear baseline entirely -- would leave 'is the complexity worth it' as an assumption rather than a measured result; TRIPOD+AI's own title names regression models alongside ML models as the expected comparison.</w:t>
+      </w:r>
+    </w:p>
+    <w:p>
+      <w:pPr>
+        <w:pStyle w:val="Heading2"/>
+      </w:pPr>
+      <w:r>
+        <w:t>D21  CatBoost added as a GBDT alternative  (2026-09-16)</w:t>
+      </w:r>
+    </w:p>
+    <w:p>
+      <w:pPr>
+        <w:pStyle w:val="ListBullet"/>
+      </w:pPr>
+      <w:r>
+        <w:rPr>
+          <w:b/>
+        </w:rPr>
+        <w:t xml:space="preserve">Chosen: </w:t>
+      </w:r>
+      <w:r>
+        <w:t>modeling/models/catboost_model.py: native categorical handling for ICUType/Gender/origin_h, and ordered boosting (CatBoost's overfitting-reduction mechanism, most relevant on our smaller axes, e.g. liver at ~13,500 training rows). NOT installed in the authoring environment -- import is guarded (`CATBOOST_AVAILABLE` flag) so `import modeling.models` still succeeds here; every train_*/fit_* function raises a clear ImportError only if actually called without the package. Same delta target, same external-validation grid protocol as histgb.py, for a fair comparison.</w:t>
+      </w:r>
+    </w:p>
+    <w:p>
+      <w:pPr>
+        <w:pStyle w:val="ListBullet"/>
+      </w:pPr>
+      <w:r>
+        <w:rPr>
+          <w:b/>
+        </w:rPr>
+        <w:t xml:space="preserve">Rejected: </w:t>
+      </w:r>
+      <w:r>
+        <w:t>Installing catboost in the authoring environment just to satisfy an import -- unnecessary and this environment is not where training happens; the guard pattern gets the same outcome (importable module, correct code) without the dependency.</w:t>
+      </w:r>
+    </w:p>
+    <w:p>
+      <w:pPr>
+        <w:pStyle w:val="Heading2"/>
+      </w:pPr>
+      <w:r>
+        <w:t>D22  LightGBM added as a second GBDT opinion  (2026-09-16)</w:t>
+      </w:r>
+    </w:p>
+    <w:p>
+      <w:pPr>
+        <w:pStyle w:val="ListBullet"/>
+      </w:pPr>
+      <w:r>
+        <w:rPr>
+          <w:b/>
+        </w:rPr>
+        <w:t xml:space="preserve">Chosen: </w:t>
+      </w:r>
+      <w:r>
+        <w:t>modeling/models/lightgbm_model.py: leaf-wise (best-first) tree growth, a different bias than HistGB's/CatBoost's more level-wise growth, and native missing-value routing like HistGB (no imputation, unlike linear.py). Same guarded-import pattern as D21 (NOT installed here), same delta target and grid protocol as histgb.py.</w:t>
+      </w:r>
+    </w:p>
+    <w:p>
+      <w:pPr>
+        <w:pStyle w:val="ListBullet"/>
+      </w:pPr>
+      <w:r>
+        <w:rPr>
+          <w:b/>
+        </w:rPr>
+        <w:t xml:space="preserve">Rejected: </w:t>
+      </w:r>
+      <w:r>
+        <w:t>Treating HistGB as the only GBDT worth trying -- leaf-wise vs level-wise growth is a real, not merely cosmetic, modelling choice on data this size, and worth measuring rather than assuming away.</w:t>
+      </w:r>
+    </w:p>
+    <w:p>
+      <w:pPr>
+        <w:pStyle w:val="Heading2"/>
+      </w:pPr>
+      <w:r>
+        <w:t>D23  CatBoost categorical-feature dtype bug found + fixed on first real run  (2026-09-17)</w:t>
+      </w:r>
+    </w:p>
+    <w:p>
+      <w:pPr>
+        <w:pStyle w:val="ListBullet"/>
+      </w:pPr>
+      <w:r>
+        <w:rPr>
+          <w:b/>
+        </w:rPr>
+        <w:t xml:space="preserve">Chosen: </w:t>
+      </w:r>
+      <w:r>
+        <w:t>modeling/models/catboost_model.py: CatBoost's cat_features columns must be int or str, never raw float/NaN -- passing origin_h=24.0 straight from pandas raised 'CatBoostError: real number values and NaN values should be converted to string', caught the moment the training device (which has catboost installed) actually ran notebook section 10.3. Fixed with `_prepare_categoricals()`: fillna(-1).astype(int).astype(str) on d_icutype/d_gender/origin_h, applied identically at fit time (train + val) and at prediction time, so the model never sees a representation it wasn't trained on. This is exactly what D21's caveat anticipated -- the module was 'import-checked, never executed' in the authoring environment because catboost wasn't installed there; the categorical-dtype requirement only surfaces once you actually call .fit() with real data, which nothing short of running it on real hardware would have caught.</w:t>
+      </w:r>
+    </w:p>
+    <w:p>
+      <w:pPr>
+        <w:pStyle w:val="ListBullet"/>
+      </w:pPr>
+      <w:r>
+        <w:rPr>
+          <w:b/>
+        </w:rPr>
+        <w:t xml:space="preserve">Rejected: </w:t>
+      </w:r>
+      <w:r>
+        <w:t>Casting the categorical columns to pandas 'category' dtype instead of plain strings -- CatBoost's sklearn API documentation specifically calls out int/str, and 'category' dtype has its own edge cases (e.g. unseen categories at predict time) not worth introducing for 3 small-cardinality columns.</w:t>
+      </w:r>
+    </w:p>
+    <w:p>
+      <w:pPr>
+        <w:pStyle w:val="Heading2"/>
+      </w:pPr>
+      <w:r>
+        <w:t>D24  Missing-axis fairness bug found on first full Results run -- fixed in all 5 families  (2026-09-17)</w:t>
+      </w:r>
+    </w:p>
+    <w:p>
+      <w:pPr>
+        <w:pStyle w:val="ListBullet"/>
+      </w:pPr>
+      <w:r>
+        <w:rPr>
+          <w:b/>
+        </w:rPr>
+        <w:t xml:space="preserve">Chosen: </w:t>
+      </w:r>
+      <w:r>
+        <w:t>Discovered via a two-step investigation: (1) ordinal's per-threshold calibration was excellent (predicted P(score&gt;k) matched observed almost exactly, every axis/threshold) yet its total-SOFA MAE was catastrophically bad (~1.3-1.45, worse than persistence) -- a contradiction; (2) only 21.8% of rows have all six sofa_now_&lt;axis&gt; columns present at once (resp missing 49%, liver missing 60%), matching exactly the n≈360/1795 that evaluate.regression_report's internal dropna() was silently restricting the delta families to, vs n=1795 (the full population) for persistence and ordinal. The delta families were being scored on an artificially easy complete-case subset while ordinal/ persistence were scored on the full, harder population -- not a valid comparison. Fix: every family's predict_axis_scores_*() now applies the same gate -- has_now = ~isnan(sofa_now_&lt;axis&gt;); pred = has_now ? real_prediction : 0.0 -- matching the project's lenient missing-axis-scores-0 convention (D10) instead of letting delta families go silently NaN (excluded from scoring) or letting ordinal's classifiers guess a nonzero score with no real anchor. The per-axis persistence baseline itself was fixed the same way (sofa_now_&lt;axis&gt;.fillna(0.0)) so every series in every comparison table is now evaluated on the identical n. Re-running only the results/interpretation steps (no retraining needed) produced the current, much more sensible result set in section 4.</w:t>
+      </w:r>
+    </w:p>
+    <w:p>
+      <w:pPr>
+        <w:pStyle w:val="ListBullet"/>
+      </w:pPr>
+      <w:r>
+        <w:rPr>
+          <w:b/>
+        </w:rPr>
+        <w:t xml:space="preserve">Rejected: </w:t>
+      </w:r>
+      <w:r>
+        <w:t>Leaving the complete-case subset as-is and just footnoting the n mismatch -- would still make the delta-family numbers look better than they are relative to ordinal/persistence, for reasons having nothing to do with model quality. Restricting ALL families to the complete-case subset instead of the lenient zero-fill -- throws away ~78% of the evaluation population and stops answering the question the project's own sofa_total convention (D10) actually asks.</w:t>
       </w:r>
     </w:p>
     <w:p>
@@ -1209,7 +1461,7 @@
           </w:tcPr>
           <w:p>
             <w:r>
-              <w:t>TBD</w:t>
+              <w:t>2026-09-16</w:t>
             </w:r>
           </w:p>
         </w:tc>
@@ -1259,7 +1511,7 @@
           </w:tcPr>
           <w:p>
             <w:r>
-              <w:t>val</w:t>
+              <w:t>train</w:t>
             </w:r>
           </w:p>
         </w:tc>
@@ -1269,7 +1521,7 @@
           </w:tcPr>
           <w:p>
             <w:r>
-              <w:t>TBD</w:t>
+              <w:t>0.93/0.69/0.63/0.60</w:t>
             </w:r>
           </w:p>
         </w:tc>
@@ -1301,7 +1553,7 @@
           </w:tcPr>
           <w:p>
             <w:r>
-              <w:t>TBD</w:t>
+              <w:t>2026-09-16</w:t>
             </w:r>
           </w:p>
         </w:tc>
@@ -1351,7 +1603,7 @@
           </w:tcPr>
           <w:p>
             <w:r>
-              <w:t>val</w:t>
+              <w:t>train</w:t>
             </w:r>
           </w:p>
         </w:tc>
@@ -1361,7 +1613,7 @@
           </w:tcPr>
           <w:p>
             <w:r>
-              <w:t>TBD</w:t>
+              <w:t>see qc_report.md</w:t>
             </w:r>
           </w:p>
         </w:tc>
@@ -1383,7 +1635,7 @@
           </w:tcPr>
           <w:p>
             <w:r>
-              <w:t>M-1</w:t>
+              <w:t>BASE-3</w:t>
             </w:r>
           </w:p>
         </w:tc>
@@ -1393,7 +1645,99 @@
           </w:tcPr>
           <w:p>
             <w:r>
-              <w:t>TBD</w:t>
+              <w:t>2026-09-16</w:t>
+            </w:r>
+          </w:p>
+        </w:tc>
+        <w:tc>
+          <w:tcPr>
+            <w:tcW w:type="dxa" w:w="960"/>
+          </w:tcPr>
+          <w:p>
+            <w:r>
+              <w:t>2</w:t>
+            </w:r>
+          </w:p>
+        </w:tc>
+        <w:tc>
+          <w:tcPr>
+            <w:tcW w:type="dxa" w:w="960"/>
+          </w:tcPr>
+          <w:p>
+            <w:r>
+              <w:t>no-skill reference (D18): AUROC .5 / AUPRC=prevalence</w:t>
+            </w:r>
+          </w:p>
+        </w:tc>
+        <w:tc>
+          <w:tcPr>
+            <w:tcW w:type="dxa" w:w="960"/>
+          </w:tcPr>
+          <w:p>
+            <w:r>
+              <w:t>deteriorate_24h</w:t>
+            </w:r>
+          </w:p>
+        </w:tc>
+        <w:tc>
+          <w:tcPr>
+            <w:tcW w:type="dxa" w:w="960"/>
+          </w:tcPr>
+          <w:p>
+            <w:r>
+              <w:t>all 4</w:t>
+            </w:r>
+          </w:p>
+        </w:tc>
+        <w:tc>
+          <w:tcPr>
+            <w:tcW w:type="dxa" w:w="960"/>
+          </w:tcPr>
+          <w:p>
+            <w:r>
+              <w:t>train</w:t>
+            </w:r>
+          </w:p>
+        </w:tc>
+        <w:tc>
+          <w:tcPr>
+            <w:tcW w:type="dxa" w:w="960"/>
+          </w:tcPr>
+          <w:p>
+            <w:r>
+              <w:t>AUPRC .038-.045</w:t>
+            </w:r>
+          </w:p>
+        </w:tc>
+        <w:tc>
+          <w:tcPr>
+            <w:tcW w:type="dxa" w:w="960"/>
+          </w:tcPr>
+          <w:p>
+            <w:r>
+              <w:t>—</w:t>
+            </w:r>
+          </w:p>
+        </w:tc>
+      </w:tr>
+      <w:tr>
+        <w:tc>
+          <w:tcPr>
+            <w:tcW w:type="dxa" w:w="960"/>
+          </w:tcPr>
+          <w:p>
+            <w:r>
+              <w:t>M-0</w:t>
+            </w:r>
+          </w:p>
+        </w:tc>
+        <w:tc>
+          <w:tcPr>
+            <w:tcW w:type="dxa" w:w="960"/>
+          </w:tcPr>
+          <w:p>
+            <w:r>
+              <w:t>2026-09-17</w:t>
             </w:r>
           </w:p>
         </w:tc>
@@ -1413,7 +1757,7 @@
           </w:tcPr>
           <w:p>
             <w:r>
-              <w:t>HistGB, all features, delta target</w:t>
+              <w:t>ordinal (D19): Frank &amp; Hall decomposition, HistGB base</w:t>
             </w:r>
           </w:p>
         </w:tc>
@@ -1433,7 +1777,7 @@
           </w:tcPr>
           <w:p>
             <w:r>
-              <w:t>24</w:t>
+              <w:t>24/30/36/42</w:t>
             </w:r>
           </w:p>
         </w:tc>
@@ -1443,7 +1787,7 @@
           </w:tcPr>
           <w:p>
             <w:r>
-              <w:t>val</w:t>
+              <w:t>test</w:t>
             </w:r>
           </w:p>
         </w:tc>
@@ -1453,7 +1797,7 @@
           </w:tcPr>
           <w:p>
             <w:r>
-              <w:t>TBD</w:t>
+              <w:t>0.629/0.601/0.597/0.536</w:t>
             </w:r>
           </w:p>
         </w:tc>
@@ -1463,7 +1807,467 @@
           </w:tcPr>
           <w:p>
             <w:r>
-              <w:t>TBD</w:t>
+              <w:t>+0.328/+0.105/+0.048/+0.058 (best of 5)</w:t>
+            </w:r>
+          </w:p>
+        </w:tc>
+      </w:tr>
+      <w:tr>
+        <w:tc>
+          <w:tcPr>
+            <w:tcW w:type="dxa" w:w="960"/>
+          </w:tcPr>
+          <w:p>
+            <w:r>
+              <w:t>M-1</w:t>
+            </w:r>
+          </w:p>
+        </w:tc>
+        <w:tc>
+          <w:tcPr>
+            <w:tcW w:type="dxa" w:w="960"/>
+          </w:tcPr>
+          <w:p>
+            <w:r>
+              <w:t>2026-09-17</w:t>
+            </w:r>
+          </w:p>
+        </w:tc>
+        <w:tc>
+          <w:tcPr>
+            <w:tcW w:type="dxa" w:w="960"/>
+          </w:tcPr>
+          <w:p>
+            <w:r>
+              <w:t>3</w:t>
+            </w:r>
+          </w:p>
+        </w:tc>
+        <w:tc>
+          <w:tcPr>
+            <w:tcW w:type="dxa" w:w="960"/>
+          </w:tcPr>
+          <w:p>
+            <w:r>
+              <w:t>linear (D20): Ridge, delta target</w:t>
+            </w:r>
+          </w:p>
+        </w:tc>
+        <w:tc>
+          <w:tcPr>
+            <w:tcW w:type="dxa" w:w="960"/>
+          </w:tcPr>
+          <w:p>
+            <w:r>
+              <w:t>total SOFA</w:t>
+            </w:r>
+          </w:p>
+        </w:tc>
+        <w:tc>
+          <w:tcPr>
+            <w:tcW w:type="dxa" w:w="960"/>
+          </w:tcPr>
+          <w:p>
+            <w:r>
+              <w:t>24/30/36/42</w:t>
+            </w:r>
+          </w:p>
+        </w:tc>
+        <w:tc>
+          <w:tcPr>
+            <w:tcW w:type="dxa" w:w="960"/>
+          </w:tcPr>
+          <w:p>
+            <w:r>
+              <w:t>test</w:t>
+            </w:r>
+          </w:p>
+        </w:tc>
+        <w:tc>
+          <w:tcPr>
+            <w:tcW w:type="dxa" w:w="960"/>
+          </w:tcPr>
+          <w:p>
+            <w:r>
+              <w:t>0.798/0.728/0.722/0.681</w:t>
+            </w:r>
+          </w:p>
+        </w:tc>
+        <w:tc>
+          <w:tcPr>
+            <w:tcW w:type="dxa" w:w="960"/>
+          </w:tcPr>
+          <w:p>
+            <w:r>
+              <w:t>+0.159/-0.022/-0.077/-0.087 (worse at 3/4 horizons)</w:t>
+            </w:r>
+          </w:p>
+        </w:tc>
+      </w:tr>
+      <w:tr>
+        <w:tc>
+          <w:tcPr>
+            <w:tcW w:type="dxa" w:w="960"/>
+          </w:tcPr>
+          <w:p>
+            <w:r>
+              <w:t>M-2</w:t>
+            </w:r>
+          </w:p>
+        </w:tc>
+        <w:tc>
+          <w:tcPr>
+            <w:tcW w:type="dxa" w:w="960"/>
+          </w:tcPr>
+          <w:p>
+            <w:r>
+              <w:t>2026-09-17</w:t>
+            </w:r>
+          </w:p>
+        </w:tc>
+        <w:tc>
+          <w:tcPr>
+            <w:tcW w:type="dxa" w:w="960"/>
+          </w:tcPr>
+          <w:p>
+            <w:r>
+              <w:t>3</w:t>
+            </w:r>
+          </w:p>
+        </w:tc>
+        <w:tc>
+          <w:tcPr>
+            <w:tcW w:type="dxa" w:w="960"/>
+          </w:tcPr>
+          <w:p>
+            <w:r>
+              <w:t>histgb (primary, D12-14/17): pooled delta regression</w:t>
+            </w:r>
+          </w:p>
+        </w:tc>
+        <w:tc>
+          <w:tcPr>
+            <w:tcW w:type="dxa" w:w="960"/>
+          </w:tcPr>
+          <w:p>
+            <w:r>
+              <w:t>total SOFA</w:t>
+            </w:r>
+          </w:p>
+        </w:tc>
+        <w:tc>
+          <w:tcPr>
+            <w:tcW w:type="dxa" w:w="960"/>
+          </w:tcPr>
+          <w:p>
+            <w:r>
+              <w:t>24/30/36/42</w:t>
+            </w:r>
+          </w:p>
+        </w:tc>
+        <w:tc>
+          <w:tcPr>
+            <w:tcW w:type="dxa" w:w="960"/>
+          </w:tcPr>
+          <w:p>
+            <w:r>
+              <w:t>test</w:t>
+            </w:r>
+          </w:p>
+        </w:tc>
+        <w:tc>
+          <w:tcPr>
+            <w:tcW w:type="dxa" w:w="960"/>
+          </w:tcPr>
+          <w:p>
+            <w:r>
+              <w:t>0.651/0.619/0.610/0.553</w:t>
+            </w:r>
+          </w:p>
+        </w:tc>
+        <w:tc>
+          <w:tcPr>
+            <w:tcW w:type="dxa" w:w="960"/>
+          </w:tcPr>
+          <w:p>
+            <w:r>
+              <w:t>+0.306/+0.087/+0.035/+0.041 (best of 3 GBDTs)</w:t>
+            </w:r>
+          </w:p>
+        </w:tc>
+      </w:tr>
+      <w:tr>
+        <w:tc>
+          <w:tcPr>
+            <w:tcW w:type="dxa" w:w="960"/>
+          </w:tcPr>
+          <w:p>
+            <w:r>
+              <w:t>M-3</w:t>
+            </w:r>
+          </w:p>
+        </w:tc>
+        <w:tc>
+          <w:tcPr>
+            <w:tcW w:type="dxa" w:w="960"/>
+          </w:tcPr>
+          <w:p>
+            <w:r>
+              <w:t>2026-09-17</w:t>
+            </w:r>
+          </w:p>
+        </w:tc>
+        <w:tc>
+          <w:tcPr>
+            <w:tcW w:type="dxa" w:w="960"/>
+          </w:tcPr>
+          <w:p>
+            <w:r>
+              <w:t>3</w:t>
+            </w:r>
+          </w:p>
+        </w:tc>
+        <w:tc>
+          <w:tcPr>
+            <w:tcW w:type="dxa" w:w="960"/>
+          </w:tcPr>
+          <w:p>
+            <w:r>
+              <w:t>catboost (D21): ordered boosting, delta target</w:t>
+            </w:r>
+          </w:p>
+        </w:tc>
+        <w:tc>
+          <w:tcPr>
+            <w:tcW w:type="dxa" w:w="960"/>
+          </w:tcPr>
+          <w:p>
+            <w:r>
+              <w:t>total SOFA</w:t>
+            </w:r>
+          </w:p>
+        </w:tc>
+        <w:tc>
+          <w:tcPr>
+            <w:tcW w:type="dxa" w:w="960"/>
+          </w:tcPr>
+          <w:p>
+            <w:r>
+              <w:t>24/30/36/42</w:t>
+            </w:r>
+          </w:p>
+        </w:tc>
+        <w:tc>
+          <w:tcPr>
+            <w:tcW w:type="dxa" w:w="960"/>
+          </w:tcPr>
+          <w:p>
+            <w:r>
+              <w:t>test</w:t>
+            </w:r>
+          </w:p>
+        </w:tc>
+        <w:tc>
+          <w:tcPr>
+            <w:tcW w:type="dxa" w:w="960"/>
+          </w:tcPr>
+          <w:p>
+            <w:r>
+              <w:t>0.677/0.635/0.619/0.561</w:t>
+            </w:r>
+          </w:p>
+        </w:tc>
+        <w:tc>
+          <w:tcPr>
+            <w:tcW w:type="dxa" w:w="960"/>
+          </w:tcPr>
+          <w:p>
+            <w:r>
+              <w:t>+0.280/+0.071/+0.026/+0.033</w:t>
+            </w:r>
+          </w:p>
+        </w:tc>
+      </w:tr>
+      <w:tr>
+        <w:tc>
+          <w:tcPr>
+            <w:tcW w:type="dxa" w:w="960"/>
+          </w:tcPr>
+          <w:p>
+            <w:r>
+              <w:t>M-4</w:t>
+            </w:r>
+          </w:p>
+        </w:tc>
+        <w:tc>
+          <w:tcPr>
+            <w:tcW w:type="dxa" w:w="960"/>
+          </w:tcPr>
+          <w:p>
+            <w:r>
+              <w:t>2026-09-17</w:t>
+            </w:r>
+          </w:p>
+        </w:tc>
+        <w:tc>
+          <w:tcPr>
+            <w:tcW w:type="dxa" w:w="960"/>
+          </w:tcPr>
+          <w:p>
+            <w:r>
+              <w:t>3</w:t>
+            </w:r>
+          </w:p>
+        </w:tc>
+        <w:tc>
+          <w:tcPr>
+            <w:tcW w:type="dxa" w:w="960"/>
+          </w:tcPr>
+          <w:p>
+            <w:r>
+              <w:t>lightgbm (D22): leaf-wise GBDT, delta target</w:t>
+            </w:r>
+          </w:p>
+        </w:tc>
+        <w:tc>
+          <w:tcPr>
+            <w:tcW w:type="dxa" w:w="960"/>
+          </w:tcPr>
+          <w:p>
+            <w:r>
+              <w:t>total SOFA</w:t>
+            </w:r>
+          </w:p>
+        </w:tc>
+        <w:tc>
+          <w:tcPr>
+            <w:tcW w:type="dxa" w:w="960"/>
+          </w:tcPr>
+          <w:p>
+            <w:r>
+              <w:t>24/30/36/42</w:t>
+            </w:r>
+          </w:p>
+        </w:tc>
+        <w:tc>
+          <w:tcPr>
+            <w:tcW w:type="dxa" w:w="960"/>
+          </w:tcPr>
+          <w:p>
+            <w:r>
+              <w:t>test</w:t>
+            </w:r>
+          </w:p>
+        </w:tc>
+        <w:tc>
+          <w:tcPr>
+            <w:tcW w:type="dxa" w:w="960"/>
+          </w:tcPr>
+          <w:p>
+            <w:r>
+              <w:t>0.649/0.626/0.615/0.560</w:t>
+            </w:r>
+          </w:p>
+        </w:tc>
+        <w:tc>
+          <w:tcPr>
+            <w:tcW w:type="dxa" w:w="960"/>
+          </w:tcPr>
+          <w:p>
+            <w:r>
+              <w:t>+0.308/+0.080/+0.030/+0.034</w:t>
+            </w:r>
+          </w:p>
+        </w:tc>
+      </w:tr>
+      <w:tr>
+        <w:tc>
+          <w:tcPr>
+            <w:tcW w:type="dxa" w:w="960"/>
+          </w:tcPr>
+          <w:p>
+            <w:r>
+              <w:t>M-5</w:t>
+            </w:r>
+          </w:p>
+        </w:tc>
+        <w:tc>
+          <w:tcPr>
+            <w:tcW w:type="dxa" w:w="960"/>
+          </w:tcPr>
+          <w:p>
+            <w:r>
+              <w:t>2026-09-17</w:t>
+            </w:r>
+          </w:p>
+        </w:tc>
+        <w:tc>
+          <w:tcPr>
+            <w:tcW w:type="dxa" w:w="960"/>
+          </w:tcPr>
+          <w:p>
+            <w:r>
+              <w:t>4</w:t>
+            </w:r>
+          </w:p>
+        </w:tc>
+        <w:tc>
+          <w:tcPr>
+            <w:tcW w:type="dxa" w:w="960"/>
+          </w:tcPr>
+          <w:p>
+            <w:r>
+              <w:t>deterioration (&gt;=2 SOFA rise, D14): histgb/catboost/lightgbm/linear classifiers vs no-skill (D18, AUROC .5/AUPRC .045)</w:t>
+            </w:r>
+          </w:p>
+        </w:tc>
+        <w:tc>
+          <w:tcPr>
+            <w:tcW w:type="dxa" w:w="960"/>
+          </w:tcPr>
+          <w:p>
+            <w:r>
+              <w:t>deteriorate_24h</w:t>
+            </w:r>
+          </w:p>
+        </w:tc>
+        <w:tc>
+          <w:tcPr>
+            <w:tcW w:type="dxa" w:w="960"/>
+          </w:tcPr>
+          <w:p>
+            <w:r>
+              <w:t>pooled</w:t>
+            </w:r>
+          </w:p>
+        </w:tc>
+        <w:tc>
+          <w:tcPr>
+            <w:tcW w:type="dxa" w:w="960"/>
+          </w:tcPr>
+          <w:p>
+            <w:r>
+              <w:t>test</w:t>
+            </w:r>
+          </w:p>
+        </w:tc>
+        <w:tc>
+          <w:tcPr>
+            <w:tcW w:type="dxa" w:w="960"/>
+          </w:tcPr>
+          <w:p>
+            <w:r>
+              <w:t>AUROC .838/.837/.820/.780; AUPRC .308/.280/.297/.175</w:t>
+            </w:r>
+          </w:p>
+        </w:tc>
+        <w:tc>
+          <w:tcPr>
+            <w:tcW w:type="dxa" w:w="960"/>
+          </w:tcPr>
+          <w:p>
+            <w:r>
+              <w:t>all &gt;&gt; no-skill; ordinal has no classifier variant</w:t>
             </w:r>
           </w:p>
         </w:tc>
@@ -1555,7 +2359,7 @@
         <w:pStyle w:val="ListBullet"/>
       </w:pPr>
       <w:r>
-        <w:t>REGRESSOR_GRID (modeling/models.py, D13): learning_rate in {0.05,0.1} x max_leaf_nodes in {31,63}, max_iter=300, l2_regularization=0.0, random_state=42 — 4 configurations per axis</w:t>
+        <w:t>modeling/models/histgb.py REGRESSOR_GRID (D13): learning_rate in {0.05,0.1} x max_leaf_nodes in {31,63}, max_iter=300, l2_regularization=0.0, random_state=42 — 4 configurations per axis; CLASSIFIER_GRID (D14): as above + class_weight='balanced'</w:t>
       </w:r>
     </w:p>
     <w:p>
@@ -1563,7 +2367,7 @@
         <w:pStyle w:val="ListBullet"/>
       </w:pPr>
       <w:r>
-        <w:t>CLASSIFIER_GRID (D14): as above + class_weight='balanced' — 4 configurations</w:t>
+        <w:t>modeling/models/ordinal.py GRID (D19): same shape as histgb's REGRESSOR_GRID, one set of 4 configs per threshold (4 thresholds x 6 axes = 24 threshold-models)</w:t>
       </w:r>
     </w:p>
     <w:p>
@@ -1571,7 +2375,31 @@
         <w:pStyle w:val="ListBullet"/>
       </w:pPr>
       <w:r>
-        <w:t>Model registry (populated once Phase 3 is run on the training device): modeling/outputs/models/axis_&lt;name&gt;.joblib x 6, deteriorate_24h.joblib, model_spec.json</w:t>
+        <w:t>modeling/models/linear.py RIDGE_GRID / LOGISTIC_GRID (D20): alpha / C in {0.1, 1.0, 10.0}; logistic adds class_weight='balanced'</w:t>
+      </w:r>
+    </w:p>
+    <w:p>
+      <w:pPr>
+        <w:pStyle w:val="ListBullet"/>
+      </w:pPr>
+      <w:r>
+        <w:t>modeling/models/catboost_model.py REGRESSOR_GRID (D21, optional dep.): learning_rate in {0.05,0.1} x depth in {4,6}, iterations=300</w:t>
+      </w:r>
+    </w:p>
+    <w:p>
+      <w:pPr>
+        <w:pStyle w:val="ListBullet"/>
+      </w:pPr>
+      <w:r>
+        <w:t>modeling/models/lightgbm_model.py REGRESSOR_GRID (D22, optional dep.): learning_rate in {0.05,0.1} x num_leaves in {31,63}, n_estimators=300</w:t>
+      </w:r>
+    </w:p>
+    <w:p>
+      <w:pPr>
+        <w:pStyle w:val="ListBullet"/>
+      </w:pPr>
+      <w:r>
+        <w:t>Model registry (populated once Phase 3 is run on the training device): modeling/outputs/models/&lt;family&gt;/axis_&lt;name&gt;.joblib, deteriorate_24h.joblib (one subfolder per trained family), plus model_spec.json</w:t>
       </w:r>
     </w:p>
     <w:p>
@@ -1587,7 +2415,7 @@
         <w:pStyle w:val="ListBullet"/>
       </w:pPr>
       <w:r>
-        <w:t>Split ratio (currently 70/15/15) and stratification key — revisit if any Phase-3 model is starved of a rare stratum.</w:t>
+        <w:t>RESOLVED (2026-09-17): 'which of the five families to carry forward' — ordinal (D19) wins on total-SOFA MAE at every horizon; histgb is the best of the three GBDT engines, with CatBoost/LightGBM not clearly improving on it; the linear baseline (D20) does NOT close the gap — it is the only family that fails to beat persistence past h24. Recommendation: carry ordinal forward as primary, keep histgb as the interpretable/fast fallback, drop CatBoost/LightGBM unless a future need (e.g. GPU training at larger scale) reappears.</w:t>
       </w:r>
     </w:p>
     <w:p>
@@ -1595,7 +2423,7 @@
         <w:pStyle w:val="ListBullet"/>
       </w:pPr>
       <w:r>
-        <w:t>Feature list is deliberately broad (~400 columns); prune by permutation importance once Phase 3 has run (D16).</w:t>
+        <w:t>RESOLVED (2026-09-17): catboost 1.2.10 / lightgbm 4.7.0 installed and run for real on the training device. catboost's categorical-dtype bug (D23) was the only real issue caught; lightgbm required no fix. A second, more serious bug (D24) was found in the shared evaluation/reconstruction code, not in either optional-dependency module.</w:t>
       </w:r>
     </w:p>
     <w:p>
@@ -1603,7 +2431,7 @@
         <w:pStyle w:val="ListBullet"/>
       </w:pPr>
       <w:r>
-        <w:t>deteriorate_24h threshold: &gt;= 2 total, or a per-axis 'any organ worsens by &gt;= 1' rule — revisit with clinical input once baseline classifier performance is known.</w:t>
+        <w:t>NEW open item (2026-09-17, from D24): ordinal's advantage is measured only under the fairness gate (predict 0 when sofa_now_&lt;axis&gt; is missing); an ablation WITHOUT the gate would show whether ordinal's classifiers can usefully guess from indirect evidence when an axis has no direct anchor -- a capability the current headline comparison deliberately does not exercise.</w:t>
       </w:r>
     </w:p>
     <w:p>
@@ -1611,7 +2439,7 @@
         <w:pStyle w:val="ListBullet"/>
       </w:pPr>
       <w:r>
-        <w:t>Whether to add LightGBM/XGBoost as an optional dependency if HistGB plateaus once trained.</w:t>
+        <w:t>Split ratio (currently 70/15/15) and stratification key — revisit if any family is starved of a rare stratum; not observed as an issue in the 2026-09-17 run.</w:t>
       </w:r>
     </w:p>
     <w:p>
@@ -1619,7 +2447,7 @@
         <w:pStyle w:val="ListBullet"/>
       </w:pPr>
       <w:r>
-        <w:t>The with/without-outcomes.SOFA feature ablation (Phase 4) — not yet run; needs Phase 3's trained models first.</w:t>
+        <w:t>Feature list is deliberately broad (~400 columns); prune by permutation importance (D16) — run in notebook section 13 for the primary family; a full cross-family importance comparison remains future work.</w:t>
       </w:r>
     </w:p>
     <w:p>
@@ -1627,7 +2455,39 @@
         <w:pStyle w:val="ListBullet"/>
       </w:pPr>
       <w:r>
+        <w:t>deteriorate_24h threshold: &gt;= 2 total, or a per-axis 'any organ worsens by &gt;= 1' rule — revisit with clinical input; the current threshold's classifiers (AUROC 0.78-0.84) already show clear skill over no-skill (D18), so this is a refinement, not a blocker.</w:t>
+      </w:r>
+    </w:p>
+    <w:p>
+      <w:pPr>
+        <w:pStyle w:val="ListBullet"/>
+      </w:pPr>
+      <w:r>
+        <w:t>Ordinal framing (D19) has no monotonicity constraint across its four thresholds — worth revisiting given D24 showed ordinal wins the headline comparison; no evidence yet that the lack of a constraint hurts it in practice, but it hasn't been specifically checked.</w:t>
+      </w:r>
+    </w:p>
+    <w:p>
+      <w:pPr>
+        <w:pStyle w:val="ListBullet"/>
+      </w:pPr>
+      <w:r>
+        <w:t>The with/without-outcomes.SOFA feature ablation (Phase 4, D6) — not yet run; the vasopressor-ablation gap this exists to quantify remains the project's largest genuinely open item.</w:t>
+      </w:r>
+    </w:p>
+    <w:p>
+      <w:pPr>
+        <w:pStyle w:val="ListBullet"/>
+      </w:pPr>
+      <w:r>
         <w:t>Formal fairness-metric stratification by age/sex (TRIPOD+AI item 14) — deferred; this cohort's size may not support stable subgroup estimates once split by both age band and sex.</w:t>
+      </w:r>
+    </w:p>
+    <w:p>
+      <w:pPr>
+        <w:pStyle w:val="ListBullet"/>
+      </w:pPr>
+      <w:r>
+        <w:t>Calibration: the deterioration classifier's calibration table (section 4) shows the top decile OVER-predicting observed risk (test: mean_pred 0.696 vs observed_rate 0.220 in the top bin) — the model's probabilities are not directly usable as calibrated risk estimates even though ranking (AUROC/AUPRC) is strong; a recalibration step (Platt/isotonic) is worth adding before any real-world use of the predicted probabilities themselves.</w:t>
       </w:r>
     </w:p>
     <w:p>
@@ -1642,1801 +2502,11 @@
       <w:r>
         <w:rPr>
           <w:b w:val="0"/>
-          <w:i/>
-          <w:sz w:val="18"/>
+          <w:i w:val="0"/>
         </w:rPr>
-        <w:t>Full item list per Collins GS, Moons KGM, Dhiman P, et al. TRIPOD+AI statement: updated guidance for reporting clinical prediction models that use regression or machine learning methods. BMJ 2024;385:e078378 (27 items, lettered sub-items). This is a secondary analysis of a public, de-identified benchmark dataset (PhysioNet/CinC Challenge 2012) developing a model, with internal validation only — several items are genuinely Not Applicable for that reason (no new data collection =&gt; no ethics-board approval; no funding; no pre-registered protocol; no patient/public involvement) and are marked as such rather than skipped. Sections 10-14 of sofa_forecasting.ipynb are code-complete but not yet executed in this environment (D15) — their items are marked 'reported (pending execution)'.</w:t>
+        <w:t>Moved to its own document — SOFA_forecasting_TRIPOD_AI_checklist.docx — so the full 27-item compliance table has a clear, dedicated, shareable name instead of being buried as a section here (2026-09-16). That document also lists the five model families in scope (D19-D22 + the primary, D12-D14/D17) and a status summary (Reported / Partial / N/A / pending execution). This section is kept only as a pointer so nobody goes looking for it here by habit.</w:t>
       </w:r>
     </w:p>
-    <w:tbl>
-      <w:tblPr>
-        <w:tblStyle w:val="LightGrid-Accent1"/>
-        <w:tblW w:type="auto" w:w="0"/>
-        <w:tblLook w:firstColumn="1" w:firstRow="1" w:lastColumn="0" w:lastRow="0" w:noHBand="0" w:noVBand="1" w:val="04A0"/>
-      </w:tblPr>
-      <w:tblGrid>
-        <w:gridCol w:w="2160"/>
-        <w:gridCol w:w="2160"/>
-        <w:gridCol w:w="2160"/>
-        <w:gridCol w:w="2160"/>
-      </w:tblGrid>
-      <w:tr>
-        <w:tc>
-          <w:tcPr>
-            <w:tcW w:type="dxa" w:w="2160"/>
-          </w:tcPr>
-          <w:p>
-            <w:r>
-              <w:rPr>
-                <w:b/>
-              </w:rPr>
-              <w:t>Item(s)</w:t>
-            </w:r>
-          </w:p>
-        </w:tc>
-        <w:tc>
-          <w:tcPr>
-            <w:tcW w:type="dxa" w:w="2160"/>
-          </w:tcPr>
-          <w:p>
-            <w:r>
-              <w:rPr>
-                <w:b/>
-              </w:rPr>
-              <w:t>Requirement</w:t>
-            </w:r>
-          </w:p>
-        </w:tc>
-        <w:tc>
-          <w:tcPr>
-            <w:tcW w:type="dxa" w:w="2160"/>
-          </w:tcPr>
-          <w:p>
-            <w:r>
-              <w:rPr>
-                <w:b/>
-              </w:rPr>
-              <w:t>Status</w:t>
-            </w:r>
-          </w:p>
-        </w:tc>
-        <w:tc>
-          <w:tcPr>
-            <w:tcW w:type="dxa" w:w="2160"/>
-          </w:tcPr>
-          <w:p>
-            <w:r>
-              <w:rPr>
-                <w:b/>
-              </w:rPr>
-              <w:t>Location</w:t>
-            </w:r>
-          </w:p>
-        </w:tc>
-      </w:tr>
-      <w:tr>
-        <w:tc>
-          <w:tcPr>
-            <w:tcW w:type="dxa" w:w="2160"/>
-          </w:tcPr>
-          <w:p>
-            <w:r>
-              <w:t>1</w:t>
-            </w:r>
-          </w:p>
-        </w:tc>
-        <w:tc>
-          <w:tcPr>
-            <w:tcW w:type="dxa" w:w="2160"/>
-          </w:tcPr>
-          <w:p>
-            <w:r>
-              <w:t>Title identifies model dev/eval, population, outcome</w:t>
-            </w:r>
-          </w:p>
-        </w:tc>
-        <w:tc>
-          <w:tcPr>
-            <w:tcW w:type="dxa" w:w="2160"/>
-          </w:tcPr>
-          <w:p>
-            <w:r>
-              <w:t>Reported</w:t>
-            </w:r>
-          </w:p>
-        </w:tc>
-        <w:tc>
-          <w:tcPr>
-            <w:tcW w:type="dxa" w:w="2160"/>
-          </w:tcPr>
-          <w:p>
-            <w:r>
-              <w:t>Notebook title + this document's title</w:t>
-            </w:r>
-          </w:p>
-        </w:tc>
-      </w:tr>
-      <w:tr>
-        <w:tc>
-          <w:tcPr>
-            <w:tcW w:type="dxa" w:w="2160"/>
-          </w:tcPr>
-          <w:p>
-            <w:r>
-              <w:t>2</w:t>
-            </w:r>
-          </w:p>
-        </w:tc>
-        <w:tc>
-          <w:tcPr>
-            <w:tcW w:type="dxa" w:w="2160"/>
-          </w:tcPr>
-          <w:p>
-            <w:r>
-              <w:t>Structured abstract</w:t>
-            </w:r>
-          </w:p>
-        </w:tc>
-        <w:tc>
-          <w:tcPr>
-            <w:tcW w:type="dxa" w:w="2160"/>
-          </w:tcPr>
-          <w:p>
-            <w:r>
-              <w:t>Reported</w:t>
-            </w:r>
-          </w:p>
-        </w:tc>
-        <w:tc>
-          <w:tcPr>
-            <w:tcW w:type="dxa" w:w="2160"/>
-          </w:tcPr>
-          <w:p>
-            <w:r>
-              <w:t>Notebook section 0 (opening cell)</w:t>
-            </w:r>
-          </w:p>
-        </w:tc>
-      </w:tr>
-      <w:tr>
-        <w:tc>
-          <w:tcPr>
-            <w:tcW w:type="dxa" w:w="2160"/>
-          </w:tcPr>
-          <w:p>
-            <w:r>
-              <w:t>3a-3b</w:t>
-            </w:r>
-          </w:p>
-        </w:tc>
-        <w:tc>
-          <w:tcPr>
-            <w:tcW w:type="dxa" w:w="2160"/>
-          </w:tcPr>
-          <w:p>
-            <w:r>
-              <w:t>Background, target population &amp; care pathway</w:t>
-            </w:r>
-          </w:p>
-        </w:tc>
-        <w:tc>
-          <w:tcPr>
-            <w:tcW w:type="dxa" w:w="2160"/>
-          </w:tcPr>
-          <w:p>
-            <w:r>
-              <w:t>Reported</w:t>
-            </w:r>
-          </w:p>
-        </w:tc>
-        <w:tc>
-          <w:tcPr>
-            <w:tcW w:type="dxa" w:w="2160"/>
-          </w:tcPr>
-          <w:p>
-            <w:r>
-              <w:t>Notebook section 0; docx section 1.1</w:t>
-            </w:r>
-          </w:p>
-        </w:tc>
-      </w:tr>
-      <w:tr>
-        <w:tc>
-          <w:tcPr>
-            <w:tcW w:type="dxa" w:w="2160"/>
-          </w:tcPr>
-          <w:p>
-            <w:r>
-              <w:t>3c</w:t>
-            </w:r>
-          </w:p>
-        </w:tc>
-        <w:tc>
-          <w:tcPr>
-            <w:tcW w:type="dxa" w:w="2160"/>
-          </w:tcPr>
-          <w:p>
-            <w:r>
-              <w:t>Known health inequalities between sociodemographic groups</w:t>
-            </w:r>
-          </w:p>
-        </w:tc>
-        <w:tc>
-          <w:tcPr>
-            <w:tcW w:type="dxa" w:w="2160"/>
-          </w:tcPr>
-          <w:p>
-            <w:r>
-              <w:t>N/A (not assessed)</w:t>
-            </w:r>
-          </w:p>
-        </w:tc>
-        <w:tc>
-          <w:tcPr>
-            <w:tcW w:type="dxa" w:w="2160"/>
-          </w:tcPr>
-          <w:p>
-            <w:r>
-              <w:t>Flagged as future work — docx section 6, open items</w:t>
-            </w:r>
-          </w:p>
-        </w:tc>
-      </w:tr>
-      <w:tr>
-        <w:tc>
-          <w:tcPr>
-            <w:tcW w:type="dxa" w:w="2160"/>
-          </w:tcPr>
-          <w:p>
-            <w:r>
-              <w:t>4</w:t>
-            </w:r>
-          </w:p>
-        </w:tc>
-        <w:tc>
-          <w:tcPr>
-            <w:tcW w:type="dxa" w:w="2160"/>
-          </w:tcPr>
-          <w:p>
-            <w:r>
-              <w:t>Study objectives: development vs validation</w:t>
-            </w:r>
-          </w:p>
-        </w:tc>
-        <w:tc>
-          <w:tcPr>
-            <w:tcW w:type="dxa" w:w="2160"/>
-          </w:tcPr>
-          <w:p>
-            <w:r>
-              <w:t>Reported</w:t>
-            </w:r>
-          </w:p>
-        </w:tc>
-        <w:tc>
-          <w:tcPr>
-            <w:tcW w:type="dxa" w:w="2160"/>
-          </w:tcPr>
-          <w:p>
-            <w:r>
-              <w:t>Notebook section 0: development + internal validation only, no external validation</w:t>
-            </w:r>
-          </w:p>
-        </w:tc>
-      </w:tr>
-      <w:tr>
-        <w:tc>
-          <w:tcPr>
-            <w:tcW w:type="dxa" w:w="2160"/>
-          </w:tcPr>
-          <w:p>
-            <w:r>
-              <w:t>5a</w:t>
-            </w:r>
-          </w:p>
-        </w:tc>
-        <w:tc>
-          <w:tcPr>
-            <w:tcW w:type="dxa" w:w="2160"/>
-          </w:tcPr>
-          <w:p>
-            <w:r>
-              <w:t>Data sources (dev vs eval)</w:t>
-            </w:r>
-          </w:p>
-        </w:tc>
-        <w:tc>
-          <w:tcPr>
-            <w:tcW w:type="dxa" w:w="2160"/>
-          </w:tcPr>
-          <w:p>
-            <w:r>
-              <w:t>Reported</w:t>
-            </w:r>
-          </w:p>
-        </w:tc>
-        <w:tc>
-          <w:tcPr>
-            <w:tcW w:type="dxa" w:w="2160"/>
-          </w:tcPr>
-          <w:p>
-            <w:r>
-              <w:t>Notebook section 1: PhysioNet/CinC 2012 set A, single source</w:t>
-            </w:r>
-          </w:p>
-        </w:tc>
-      </w:tr>
-      <w:tr>
-        <w:tc>
-          <w:tcPr>
-            <w:tcW w:type="dxa" w:w="2160"/>
-          </w:tcPr>
-          <w:p>
-            <w:r>
-              <w:t>5b</w:t>
-            </w:r>
-          </w:p>
-        </w:tc>
-        <w:tc>
-          <w:tcPr>
-            <w:tcW w:type="dxa" w:w="2160"/>
-          </w:tcPr>
-          <w:p>
-            <w:r>
-              <w:t>Dates of participant accrual</w:t>
-            </w:r>
-          </w:p>
-        </w:tc>
-        <w:tc>
-          <w:tcPr>
-            <w:tcW w:type="dxa" w:w="2160"/>
-          </w:tcPr>
-          <w:p>
-            <w:r>
-              <w:t>N/A (not available)</w:t>
-            </w:r>
-          </w:p>
-        </w:tc>
-        <w:tc>
-          <w:tcPr>
-            <w:tcW w:type="dxa" w:w="2160"/>
-          </w:tcPr>
-          <w:p>
-            <w:r>
-              <w:t>De-identified release carries no admission dates — logged as a limitation, notebook section 1 / 13</w:t>
-            </w:r>
-          </w:p>
-        </w:tc>
-      </w:tr>
-      <w:tr>
-        <w:tc>
-          <w:tcPr>
-            <w:tcW w:type="dxa" w:w="2160"/>
-          </w:tcPr>
-          <w:p>
-            <w:r>
-              <w:t>6a</w:t>
-            </w:r>
-          </w:p>
-        </w:tc>
-        <w:tc>
-          <w:tcPr>
-            <w:tcW w:type="dxa" w:w="2160"/>
-          </w:tcPr>
-          <w:p>
-            <w:r>
-              <w:t>Study setting</w:t>
-            </w:r>
-          </w:p>
-        </w:tc>
-        <w:tc>
-          <w:tcPr>
-            <w:tcW w:type="dxa" w:w="2160"/>
-          </w:tcPr>
-          <w:p>
-            <w:r>
-              <w:t>Reported</w:t>
-            </w:r>
-          </w:p>
-        </w:tc>
-        <w:tc>
-          <w:tcPr>
-            <w:tcW w:type="dxa" w:w="2160"/>
-          </w:tcPr>
-          <w:p>
-            <w:r>
-              <w:t>Notebook section 1: 4 ICU types</w:t>
-            </w:r>
-          </w:p>
-        </w:tc>
-      </w:tr>
-      <w:tr>
-        <w:tc>
-          <w:tcPr>
-            <w:tcW w:type="dxa" w:w="2160"/>
-          </w:tcPr>
-          <w:p>
-            <w:r>
-              <w:t>6b</w:t>
-            </w:r>
-          </w:p>
-        </w:tc>
-        <w:tc>
-          <w:tcPr>
-            <w:tcW w:type="dxa" w:w="2160"/>
-          </w:tcPr>
-          <w:p>
-            <w:r>
-              <w:t>Eligibility criteria</w:t>
-            </w:r>
-          </w:p>
-        </w:tc>
-        <w:tc>
-          <w:tcPr>
-            <w:tcW w:type="dxa" w:w="2160"/>
-          </w:tcPr>
-          <w:p>
-            <w:r>
-              <w:t>Reported</w:t>
-            </w:r>
-          </w:p>
-        </w:tc>
-        <w:tc>
-          <w:tcPr>
-            <w:tcW w:type="dxa" w:w="2160"/>
-          </w:tcPr>
-          <w:p>
-            <w:r>
-              <w:t>Notebook section 1: dataset's own &gt;=48h rule, no further exclusions</w:t>
-            </w:r>
-          </w:p>
-        </w:tc>
-      </w:tr>
-      <w:tr>
-        <w:tc>
-          <w:tcPr>
-            <w:tcW w:type="dxa" w:w="2160"/>
-          </w:tcPr>
-          <w:p>
-            <w:r>
-              <w:t>6c</w:t>
-            </w:r>
-          </w:p>
-        </w:tc>
-        <w:tc>
-          <w:tcPr>
-            <w:tcW w:type="dxa" w:w="2160"/>
-          </w:tcPr>
-          <w:p>
-            <w:r>
-              <w:t>Treatments received &amp; handling</w:t>
-            </w:r>
-          </w:p>
-        </w:tc>
-        <w:tc>
-          <w:tcPr>
-            <w:tcW w:type="dxa" w:w="2160"/>
-          </w:tcPr>
-          <w:p>
-            <w:r>
-              <w:t>Partial / limitation</w:t>
-            </w:r>
-          </w:p>
-        </w:tc>
-        <w:tc>
-          <w:tcPr>
-            <w:tcW w:type="dxa" w:w="2160"/>
-          </w:tcPr>
-          <w:p>
-            <w:r>
-              <w:t>Notebook section 1: no medication data of any kind exists; this is the cardiovascular-axis limitation, cross-referenced to SOFA_modelling_approaches.docx</w:t>
-            </w:r>
-          </w:p>
-        </w:tc>
-      </w:tr>
-      <w:tr>
-        <w:tc>
-          <w:tcPr>
-            <w:tcW w:type="dxa" w:w="2160"/>
-          </w:tcPr>
-          <w:p>
-            <w:r>
-              <w:t>7</w:t>
-            </w:r>
-          </w:p>
-        </w:tc>
-        <w:tc>
-          <w:tcPr>
-            <w:tcW w:type="dxa" w:w="2160"/>
-          </w:tcPr>
-          <w:p>
-            <w:r>
-              <w:t>Pre-processing &amp; QC</w:t>
-            </w:r>
-          </w:p>
-        </w:tc>
-        <w:tc>
-          <w:tcPr>
-            <w:tcW w:type="dxa" w:w="2160"/>
-          </w:tcPr>
-          <w:p>
-            <w:r>
-              <w:t>Reported</w:t>
-            </w:r>
-          </w:p>
-        </w:tc>
-        <w:tc>
-          <w:tcPr>
-            <w:tcW w:type="dxa" w:w="2160"/>
-          </w:tcPr>
-          <w:p>
-            <w:r>
-              <w:t>Notebook section 1 (data_prep/parsing.py, qc.py); reproduces the section-2 audit exactly</w:t>
-            </w:r>
-          </w:p>
-        </w:tc>
-      </w:tr>
-      <w:tr>
-        <w:tc>
-          <w:tcPr>
-            <w:tcW w:type="dxa" w:w="2160"/>
-          </w:tcPr>
-          <w:p>
-            <w:r>
-              <w:t>8a</w:t>
-            </w:r>
-          </w:p>
-        </w:tc>
-        <w:tc>
-          <w:tcPr>
-            <w:tcW w:type="dxa" w:w="2160"/>
-          </w:tcPr>
-          <w:p>
-            <w:r>
-              <w:t>Outcome definition &amp; time horizon</w:t>
-            </w:r>
-          </w:p>
-        </w:tc>
-        <w:tc>
-          <w:tcPr>
-            <w:tcW w:type="dxa" w:w="2160"/>
-          </w:tcPr>
-          <w:p>
-            <w:r>
-              <w:t>Reported</w:t>
-            </w:r>
-          </w:p>
-        </w:tc>
-        <w:tc>
-          <w:tcPr>
-            <w:tcW w:type="dxa" w:w="2160"/>
-          </w:tcPr>
-          <w:p>
-            <w:r>
-              <w:t>Notebook section 2: rolling 24h SOFA at T+6, algorithmic</w:t>
-            </w:r>
-          </w:p>
-        </w:tc>
-      </w:tr>
-      <w:tr>
-        <w:tc>
-          <w:tcPr>
-            <w:tcW w:type="dxa" w:w="2160"/>
-          </w:tcPr>
-          <w:p>
-            <w:r>
-              <w:t>8b-8c</w:t>
-            </w:r>
-          </w:p>
-        </w:tc>
-        <w:tc>
-          <w:tcPr>
-            <w:tcW w:type="dxa" w:w="2160"/>
-          </w:tcPr>
-          <w:p>
-            <w:r>
-              <w:t>Outcome-assessor qualifications / blinding</w:t>
-            </w:r>
-          </w:p>
-        </w:tc>
-        <w:tc>
-          <w:tcPr>
-            <w:tcW w:type="dxa" w:w="2160"/>
-          </w:tcPr>
-          <w:p>
-            <w:r>
-              <w:t>N/A (no human assessor)</w:t>
-            </w:r>
-          </w:p>
-        </w:tc>
-        <w:tc>
-          <w:tcPr>
-            <w:tcW w:type="dxa" w:w="2160"/>
-          </w:tcPr>
-          <w:p>
-            <w:r>
-              <w:t>Notebook section 2</w:t>
-            </w:r>
-          </w:p>
-        </w:tc>
-      </w:tr>
-      <w:tr>
-        <w:tc>
-          <w:tcPr>
-            <w:tcW w:type="dxa" w:w="2160"/>
-          </w:tcPr>
-          <w:p>
-            <w:r>
-              <w:t>9a-9b</w:t>
-            </w:r>
-          </w:p>
-        </w:tc>
-        <w:tc>
-          <w:tcPr>
-            <w:tcW w:type="dxa" w:w="2160"/>
-          </w:tcPr>
-          <w:p>
-            <w:r>
-              <w:t>Predictor choice, definitions, measurement</w:t>
-            </w:r>
-          </w:p>
-        </w:tc>
-        <w:tc>
-          <w:tcPr>
-            <w:tcW w:type="dxa" w:w="2160"/>
-          </w:tcPr>
-          <w:p>
-            <w:r>
-              <w:t>Reported</w:t>
-            </w:r>
-          </w:p>
-        </w:tc>
-        <w:tc>
-          <w:tcPr>
-            <w:tcW w:type="dxa" w:w="2160"/>
-          </w:tcPr>
-          <w:p>
-            <w:r>
-              <w:t>Notebook section 3 (data_prep/features.py)</w:t>
-            </w:r>
-          </w:p>
-        </w:tc>
-      </w:tr>
-      <w:tr>
-        <w:tc>
-          <w:tcPr>
-            <w:tcW w:type="dxa" w:w="2160"/>
-          </w:tcPr>
-          <w:p>
-            <w:r>
-              <w:t>9c</w:t>
-            </w:r>
-          </w:p>
-        </w:tc>
-        <w:tc>
-          <w:tcPr>
-            <w:tcW w:type="dxa" w:w="2160"/>
-          </w:tcPr>
-          <w:p>
-            <w:r>
-              <w:t>Predictor-assessor qualifications / blinding</w:t>
-            </w:r>
-          </w:p>
-        </w:tc>
-        <w:tc>
-          <w:tcPr>
-            <w:tcW w:type="dxa" w:w="2160"/>
-          </w:tcPr>
-          <w:p>
-            <w:r>
-              <w:t>N/A (no subjective predictor)</w:t>
-            </w:r>
-          </w:p>
-        </w:tc>
-        <w:tc>
-          <w:tcPr>
-            <w:tcW w:type="dxa" w:w="2160"/>
-          </w:tcPr>
-          <w:p>
-            <w:r>
-              <w:t>Notebook section 3</w:t>
-            </w:r>
-          </w:p>
-        </w:tc>
-      </w:tr>
-      <w:tr>
-        <w:tc>
-          <w:tcPr>
-            <w:tcW w:type="dxa" w:w="2160"/>
-          </w:tcPr>
-          <w:p>
-            <w:r>
-              <w:t>10</w:t>
-            </w:r>
-          </w:p>
-        </w:tc>
-        <w:tc>
-          <w:tcPr>
-            <w:tcW w:type="dxa" w:w="2160"/>
-          </w:tcPr>
-          <w:p>
-            <w:r>
-              <w:t>Sample-size justification</w:t>
-            </w:r>
-          </w:p>
-        </w:tc>
-        <w:tc>
-          <w:tcPr>
-            <w:tcW w:type="dxa" w:w="2160"/>
-          </w:tcPr>
-          <w:p>
-            <w:r>
-              <w:t>Reported (fixed-dataset, not powered)</w:t>
-            </w:r>
-          </w:p>
-        </w:tc>
-        <w:tc>
-          <w:tcPr>
-            <w:tcW w:type="dxa" w:w="2160"/>
-          </w:tcPr>
-          <w:p>
-            <w:r>
-              <w:t>Notebook section 4</w:t>
-            </w:r>
-          </w:p>
-        </w:tc>
-      </w:tr>
-      <w:tr>
-        <w:tc>
-          <w:tcPr>
-            <w:tcW w:type="dxa" w:w="2160"/>
-          </w:tcPr>
-          <w:p>
-            <w:r>
-              <w:t>11</w:t>
-            </w:r>
-          </w:p>
-        </w:tc>
-        <w:tc>
-          <w:tcPr>
-            <w:tcW w:type="dxa" w:w="2160"/>
-          </w:tcPr>
-          <w:p>
-            <w:r>
-              <w:t>Missing-data handling</w:t>
-            </w:r>
-          </w:p>
-        </w:tc>
-        <w:tc>
-          <w:tcPr>
-            <w:tcW w:type="dxa" w:w="2160"/>
-          </w:tcPr>
-          <w:p>
-            <w:r>
-              <w:t>Reported</w:t>
-            </w:r>
-          </w:p>
-        </w:tc>
-        <w:tc>
-          <w:tcPr>
-            <w:tcW w:type="dxa" w:w="2160"/>
-          </w:tcPr>
-          <w:p>
-            <w:r>
-              <w:t>Notebook section 5: HistGB native NaN routing; LOCF; weight imputation flag</w:t>
-            </w:r>
-          </w:p>
-        </w:tc>
-      </w:tr>
-      <w:tr>
-        <w:tc>
-          <w:tcPr>
-            <w:tcW w:type="dxa" w:w="2160"/>
-          </w:tcPr>
-          <w:p>
-            <w:r>
-              <w:t>12a</w:t>
-            </w:r>
-          </w:p>
-        </w:tc>
-        <w:tc>
-          <w:tcPr>
-            <w:tcW w:type="dxa" w:w="2160"/>
-          </w:tcPr>
-          <w:p>
-            <w:r>
-              <w:t>Data partitioning</w:t>
-            </w:r>
-          </w:p>
-        </w:tc>
-        <w:tc>
-          <w:tcPr>
-            <w:tcW w:type="dxa" w:w="2160"/>
-          </w:tcPr>
-          <w:p>
-            <w:r>
-              <w:t>Reported</w:t>
-            </w:r>
-          </w:p>
-        </w:tc>
-        <w:tc>
-          <w:tcPr>
-            <w:tcW w:type="dxa" w:w="2160"/>
-          </w:tcPr>
-          <w:p>
-            <w:r>
-              <w:t>Notebook section 6 (data_prep/splits.py)</w:t>
-            </w:r>
-          </w:p>
-        </w:tc>
-      </w:tr>
-      <w:tr>
-        <w:tc>
-          <w:tcPr>
-            <w:tcW w:type="dxa" w:w="2160"/>
-          </w:tcPr>
-          <w:p>
-            <w:r>
-              <w:t>12b</w:t>
-            </w:r>
-          </w:p>
-        </w:tc>
-        <w:tc>
-          <w:tcPr>
-            <w:tcW w:type="dxa" w:w="2160"/>
-          </w:tcPr>
-          <w:p>
-            <w:r>
-              <w:t>Predictor handling in the model</w:t>
-            </w:r>
-          </w:p>
-        </w:tc>
-        <w:tc>
-          <w:tcPr>
-            <w:tcW w:type="dxa" w:w="2160"/>
-          </w:tcPr>
-          <w:p>
-            <w:r>
-              <w:t>Reported</w:t>
-            </w:r>
-          </w:p>
-        </w:tc>
-        <w:tc>
-          <w:tcPr>
-            <w:tcW w:type="dxa" w:w="2160"/>
-          </w:tcPr>
-          <w:p>
-            <w:r>
-              <w:t>Notebook section 9</w:t>
-            </w:r>
-          </w:p>
-        </w:tc>
-      </w:tr>
-      <w:tr>
-        <w:tc>
-          <w:tcPr>
-            <w:tcW w:type="dxa" w:w="2160"/>
-          </w:tcPr>
-          <w:p>
-            <w:r>
-              <w:t>12c</w:t>
-            </w:r>
-          </w:p>
-        </w:tc>
-        <w:tc>
-          <w:tcPr>
-            <w:tcW w:type="dxa" w:w="2160"/>
-          </w:tcPr>
-          <w:p>
-            <w:r>
-              <w:t>Model type, rationale, build steps incl. hyperparameter tuning</w:t>
-            </w:r>
-          </w:p>
-        </w:tc>
-        <w:tc>
-          <w:tcPr>
-            <w:tcW w:type="dxa" w:w="2160"/>
-          </w:tcPr>
-          <w:p>
-            <w:r>
-              <w:t>Reported</w:t>
-            </w:r>
-          </w:p>
-        </w:tc>
-        <w:tc>
-          <w:tcPr>
-            <w:tcW w:type="dxa" w:w="2160"/>
-          </w:tcPr>
-          <w:p>
-            <w:r>
-              <w:t>Notebook sections 9-10; decision log D8, D12-D14</w:t>
-            </w:r>
-          </w:p>
-        </w:tc>
-      </w:tr>
-      <w:tr>
-        <w:tc>
-          <w:tcPr>
-            <w:tcW w:type="dxa" w:w="2160"/>
-          </w:tcPr>
-          <w:p>
-            <w:r>
-              <w:t>12d</w:t>
-            </w:r>
-          </w:p>
-        </w:tc>
-        <w:tc>
-          <w:tcPr>
-            <w:tcW w:type="dxa" w:w="2160"/>
-          </w:tcPr>
-          <w:p>
-            <w:r>
-              <w:t>Heterogeneity of parameter/performance estimates</w:t>
-            </w:r>
-          </w:p>
-        </w:tc>
-        <w:tc>
-          <w:tcPr>
-            <w:tcW w:type="dxa" w:w="2160"/>
-          </w:tcPr>
-          <w:p>
-            <w:r>
-              <w:t>Reported (pending execution)</w:t>
-            </w:r>
-          </w:p>
-        </w:tc>
-        <w:tc>
-          <w:tcPr>
-            <w:tcW w:type="dxa" w:w="2160"/>
-          </w:tcPr>
-          <w:p>
-            <w:r>
-              <w:t>Bootstrap CIs + subgroup report, notebook section 11 (not yet executed)</w:t>
-            </w:r>
-          </w:p>
-        </w:tc>
-      </w:tr>
-      <w:tr>
-        <w:tc>
-          <w:tcPr>
-            <w:tcW w:type="dxa" w:w="2160"/>
-          </w:tcPr>
-          <w:p>
-            <w:r>
-              <w:t>12e</w:t>
-            </w:r>
-          </w:p>
-        </w:tc>
-        <w:tc>
-          <w:tcPr>
-            <w:tcW w:type="dxa" w:w="2160"/>
-          </w:tcPr>
-          <w:p>
-            <w:r>
-              <w:t>Performance measures &amp; plots</w:t>
-            </w:r>
-          </w:p>
-        </w:tc>
-        <w:tc>
-          <w:tcPr>
-            <w:tcW w:type="dxa" w:w="2160"/>
-          </w:tcPr>
-          <w:p>
-            <w:r>
-              <w:t>Reported (baselines done; model pending execution)</w:t>
-            </w:r>
-          </w:p>
-        </w:tc>
-        <w:tc>
-          <w:tcPr>
-            <w:tcW w:type="dxa" w:w="2160"/>
-          </w:tcPr>
-          <w:p>
-            <w:r>
-              <w:t>Notebook sections 8 (baselines, executed) and 11 (model, pending)</w:t>
-            </w:r>
-          </w:p>
-        </w:tc>
-      </w:tr>
-      <w:tr>
-        <w:tc>
-          <w:tcPr>
-            <w:tcW w:type="dxa" w:w="2160"/>
-          </w:tcPr>
-          <w:p>
-            <w:r>
-              <w:t>12f</w:t>
-            </w:r>
-          </w:p>
-        </w:tc>
-        <w:tc>
-          <w:tcPr>
-            <w:tcW w:type="dxa" w:w="2160"/>
-          </w:tcPr>
-          <w:p>
-            <w:r>
-              <w:t>Model updating</w:t>
-            </w:r>
-          </w:p>
-        </w:tc>
-        <w:tc>
-          <w:tcPr>
-            <w:tcW w:type="dxa" w:w="2160"/>
-          </w:tcPr>
-          <w:p>
-            <w:r>
-              <w:t>N/A (first version)</w:t>
-            </w:r>
-          </w:p>
-        </w:tc>
-        <w:tc>
-          <w:tcPr>
-            <w:tcW w:type="dxa" w:w="2160"/>
-          </w:tcPr>
-          <w:p>
-            <w:r>
-              <w:t>—</w:t>
-            </w:r>
-          </w:p>
-        </w:tc>
-      </w:tr>
-      <w:tr>
-        <w:tc>
-          <w:tcPr>
-            <w:tcW w:type="dxa" w:w="2160"/>
-          </w:tcPr>
-          <w:p>
-            <w:r>
-              <w:t>12g</w:t>
-            </w:r>
-          </w:p>
-        </w:tc>
-        <w:tc>
-          <w:tcPr>
-            <w:tcW w:type="dxa" w:w="2160"/>
-          </w:tcPr>
-          <w:p>
-            <w:r>
-              <w:t>How predictions are calculated at evaluation</w:t>
-            </w:r>
-          </w:p>
-        </w:tc>
-        <w:tc>
-          <w:tcPr>
-            <w:tcW w:type="dxa" w:w="2160"/>
-          </w:tcPr>
-          <w:p>
-            <w:r>
-              <w:t>Reported</w:t>
-            </w:r>
-          </w:p>
-        </w:tc>
-        <w:tc>
-          <w:tcPr>
-            <w:tcW w:type="dxa" w:w="2160"/>
-          </w:tcPr>
-          <w:p>
-            <w:r>
-              <w:t>models.predict_axis_scores(): SOFA_now + delta, clipped [0,4] — notebook section 9</w:t>
-            </w:r>
-          </w:p>
-        </w:tc>
-      </w:tr>
-      <w:tr>
-        <w:tc>
-          <w:tcPr>
-            <w:tcW w:type="dxa" w:w="2160"/>
-          </w:tcPr>
-          <w:p>
-            <w:r>
-              <w:t>13</w:t>
-            </w:r>
-          </w:p>
-        </w:tc>
-        <w:tc>
-          <w:tcPr>
-            <w:tcW w:type="dxa" w:w="2160"/>
-          </w:tcPr>
-          <w:p>
-            <w:r>
-              <w:t>Class-imbalance methods</w:t>
-            </w:r>
-          </w:p>
-        </w:tc>
-        <w:tc>
-          <w:tcPr>
-            <w:tcW w:type="dxa" w:w="2160"/>
-          </w:tcPr>
-          <w:p>
-            <w:r>
-              <w:t>Reported</w:t>
-            </w:r>
-          </w:p>
-        </w:tc>
-        <w:tc>
-          <w:tcPr>
-            <w:tcW w:type="dxa" w:w="2160"/>
-          </w:tcPr>
-          <w:p>
-            <w:r>
-              <w:t>class_weight='balanced' + AUPRC selection — decision D14</w:t>
-            </w:r>
-          </w:p>
-        </w:tc>
-      </w:tr>
-      <w:tr>
-        <w:tc>
-          <w:tcPr>
-            <w:tcW w:type="dxa" w:w="2160"/>
-          </w:tcPr>
-          <w:p>
-            <w:r>
-              <w:t>14</w:t>
-            </w:r>
-          </w:p>
-        </w:tc>
-        <w:tc>
-          <w:tcPr>
-            <w:tcW w:type="dxa" w:w="2160"/>
-          </w:tcPr>
-          <w:p>
-            <w:r>
-              <w:t>Fairness approaches</w:t>
-            </w:r>
-          </w:p>
-        </w:tc>
-        <w:tc>
-          <w:tcPr>
-            <w:tcW w:type="dxa" w:w="2160"/>
-          </w:tcPr>
-          <w:p>
-            <w:r>
-              <w:t>Partial</w:t>
-            </w:r>
-          </w:p>
-        </w:tc>
-        <w:tc>
-          <w:tcPr>
-            <w:tcW w:type="dxa" w:w="2160"/>
-          </w:tcPr>
-          <w:p>
-            <w:r>
-              <w:t>Subgroup breakdown by ICU type / pressor-likelihood only; age/sex deferred (open items)</w:t>
-            </w:r>
-          </w:p>
-        </w:tc>
-      </w:tr>
-      <w:tr>
-        <w:tc>
-          <w:tcPr>
-            <w:tcW w:type="dxa" w:w="2160"/>
-          </w:tcPr>
-          <w:p>
-            <w:r>
-              <w:t>15</w:t>
-            </w:r>
-          </w:p>
-        </w:tc>
-        <w:tc>
-          <w:tcPr>
-            <w:tcW w:type="dxa" w:w="2160"/>
-          </w:tcPr>
-          <w:p>
-            <w:r>
-              <w:t>Model output specification</w:t>
-            </w:r>
-          </w:p>
-        </w:tc>
-        <w:tc>
-          <w:tcPr>
-            <w:tcW w:type="dxa" w:w="2160"/>
-          </w:tcPr>
-          <w:p>
-            <w:r>
-              <w:t>Reported</w:t>
-            </w:r>
-          </w:p>
-        </w:tc>
-        <w:tc>
-          <w:tcPr>
-            <w:tcW w:type="dxa" w:w="2160"/>
-          </w:tcPr>
-          <w:p>
-            <w:r>
-              <w:t>Docx section 1.2; notebook section 9</w:t>
-            </w:r>
-          </w:p>
-        </w:tc>
-      </w:tr>
-      <w:tr>
-        <w:tc>
-          <w:tcPr>
-            <w:tcW w:type="dxa" w:w="2160"/>
-          </w:tcPr>
-          <w:p>
-            <w:r>
-              <w:t>16</w:t>
-            </w:r>
-          </w:p>
-        </w:tc>
-        <w:tc>
-          <w:tcPr>
-            <w:tcW w:type="dxa" w:w="2160"/>
-          </w:tcPr>
-          <w:p>
-            <w:r>
-              <w:t>Differences between dev/eval data</w:t>
-            </w:r>
-          </w:p>
-        </w:tc>
-        <w:tc>
-          <w:tcPr>
-            <w:tcW w:type="dxa" w:w="2160"/>
-          </w:tcPr>
-          <w:p>
-            <w:r>
-              <w:t>N/A (one dataset, random split)</w:t>
-            </w:r>
-          </w:p>
-        </w:tc>
-        <w:tc>
-          <w:tcPr>
-            <w:tcW w:type="dxa" w:w="2160"/>
-          </w:tcPr>
-          <w:p>
-            <w:r>
-              <w:t>—</w:t>
-            </w:r>
-          </w:p>
-        </w:tc>
-      </w:tr>
-      <w:tr>
-        <w:tc>
-          <w:tcPr>
-            <w:tcW w:type="dxa" w:w="2160"/>
-          </w:tcPr>
-          <w:p>
-            <w:r>
-              <w:t>17</w:t>
-            </w:r>
-          </w:p>
-        </w:tc>
-        <w:tc>
-          <w:tcPr>
-            <w:tcW w:type="dxa" w:w="2160"/>
-          </w:tcPr>
-          <w:p>
-            <w:r>
-              <w:t>Ethics/IRB approval</w:t>
-            </w:r>
-          </w:p>
-        </w:tc>
-        <w:tc>
-          <w:tcPr>
-            <w:tcW w:type="dxa" w:w="2160"/>
-          </w:tcPr>
-          <w:p>
-            <w:r>
-              <w:t>N/A (public de-identified data, secondary analysis)</w:t>
-            </w:r>
-          </w:p>
-        </w:tc>
-        <w:tc>
-          <w:tcPr>
-            <w:tcW w:type="dxa" w:w="2160"/>
-          </w:tcPr>
-          <w:p>
-            <w:r>
-              <w:t>—</w:t>
-            </w:r>
-          </w:p>
-        </w:tc>
-      </w:tr>
-      <w:tr>
-        <w:tc>
-          <w:tcPr>
-            <w:tcW w:type="dxa" w:w="2160"/>
-          </w:tcPr>
-          <w:p>
-            <w:r>
-              <w:t>18a-18d</w:t>
-            </w:r>
-          </w:p>
-        </w:tc>
-        <w:tc>
-          <w:tcPr>
-            <w:tcW w:type="dxa" w:w="2160"/>
-          </w:tcPr>
-          <w:p>
-            <w:r>
-              <w:t>Funding, conflicts, protocol, registration</w:t>
-            </w:r>
-          </w:p>
-        </w:tc>
-        <w:tc>
-          <w:tcPr>
-            <w:tcW w:type="dxa" w:w="2160"/>
-          </w:tcPr>
-          <w:p>
-            <w:r>
-              <w:t>N/A (academic exercise, no funding, no pre-registration)</w:t>
-            </w:r>
-          </w:p>
-        </w:tc>
-        <w:tc>
-          <w:tcPr>
-            <w:tcW w:type="dxa" w:w="2160"/>
-          </w:tcPr>
-          <w:p>
-            <w:r>
-              <w:t>—</w:t>
-            </w:r>
-          </w:p>
-        </w:tc>
-      </w:tr>
-      <w:tr>
-        <w:tc>
-          <w:tcPr>
-            <w:tcW w:type="dxa" w:w="2160"/>
-          </w:tcPr>
-          <w:p>
-            <w:r>
-              <w:t>18e</w:t>
-            </w:r>
-          </w:p>
-        </w:tc>
-        <w:tc>
-          <w:tcPr>
-            <w:tcW w:type="dxa" w:w="2160"/>
-          </w:tcPr>
-          <w:p>
-            <w:r>
-              <w:t>Data availability</w:t>
-            </w:r>
-          </w:p>
-        </w:tc>
-        <w:tc>
-          <w:tcPr>
-            <w:tcW w:type="dxa" w:w="2160"/>
-          </w:tcPr>
-          <w:p>
-            <w:r>
-              <w:t>Reported</w:t>
-            </w:r>
-          </w:p>
-        </w:tc>
-        <w:tc>
-          <w:tcPr>
-            <w:tcW w:type="dxa" w:w="2160"/>
-          </w:tcPr>
-          <w:p>
-            <w:r>
-              <w:t>PhysioNet/CinC Challenge 2012 (public) — notebook section 13</w:t>
-            </w:r>
-          </w:p>
-        </w:tc>
-      </w:tr>
-      <w:tr>
-        <w:tc>
-          <w:tcPr>
-            <w:tcW w:type="dxa" w:w="2160"/>
-          </w:tcPr>
-          <w:p>
-            <w:r>
-              <w:t>18f</w:t>
-            </w:r>
-          </w:p>
-        </w:tc>
-        <w:tc>
-          <w:tcPr>
-            <w:tcW w:type="dxa" w:w="2160"/>
-          </w:tcPr>
-          <w:p>
-            <w:r>
-              <w:t>Code availability</w:t>
-            </w:r>
-          </w:p>
-        </w:tc>
-        <w:tc>
-          <w:tcPr>
-            <w:tcW w:type="dxa" w:w="2160"/>
-          </w:tcPr>
-          <w:p>
-            <w:r>
-              <w:t>Reported</w:t>
-            </w:r>
-          </w:p>
-        </w:tc>
-        <w:tc>
-          <w:tcPr>
-            <w:tcW w:type="dxa" w:w="2160"/>
-          </w:tcPr>
-          <w:p>
-            <w:r>
-              <w:t>github.com/398-21/healthcare-ai-assin</w:t>
-            </w:r>
-          </w:p>
-        </w:tc>
-      </w:tr>
-      <w:tr>
-        <w:tc>
-          <w:tcPr>
-            <w:tcW w:type="dxa" w:w="2160"/>
-          </w:tcPr>
-          <w:p>
-            <w:r>
-              <w:t>19</w:t>
-            </w:r>
-          </w:p>
-        </w:tc>
-        <w:tc>
-          <w:tcPr>
-            <w:tcW w:type="dxa" w:w="2160"/>
-          </w:tcPr>
-          <w:p>
-            <w:r>
-              <w:t>Patient &amp; public involvement</w:t>
-            </w:r>
-          </w:p>
-        </w:tc>
-        <w:tc>
-          <w:tcPr>
-            <w:tcW w:type="dxa" w:w="2160"/>
-          </w:tcPr>
-          <w:p>
-            <w:r>
-              <w:t>N/A</w:t>
-            </w:r>
-          </w:p>
-        </w:tc>
-        <w:tc>
-          <w:tcPr>
-            <w:tcW w:type="dxa" w:w="2160"/>
-          </w:tcPr>
-          <w:p>
-            <w:r>
-              <w:t>—</w:t>
-            </w:r>
-          </w:p>
-        </w:tc>
-      </w:tr>
-      <w:tr>
-        <w:tc>
-          <w:tcPr>
-            <w:tcW w:type="dxa" w:w="2160"/>
-          </w:tcPr>
-          <w:p>
-            <w:r>
-              <w:t>20a-20c</w:t>
-            </w:r>
-          </w:p>
-        </w:tc>
-        <w:tc>
-          <w:tcPr>
-            <w:tcW w:type="dxa" w:w="2160"/>
-          </w:tcPr>
-          <w:p>
-            <w:r>
-              <w:t>Participant flow, characteristics, predictor-distribution comparison</w:t>
-            </w:r>
-          </w:p>
-        </w:tc>
-        <w:tc>
-          <w:tcPr>
-            <w:tcW w:type="dxa" w:w="2160"/>
-          </w:tcPr>
-          <w:p>
-            <w:r>
-              <w:t>Reported</w:t>
-            </w:r>
-          </w:p>
-        </w:tc>
-        <w:tc>
-          <w:tcPr>
-            <w:tcW w:type="dxa" w:w="2160"/>
-          </w:tcPr>
-          <w:p>
-            <w:r>
-              <w:t>Notebook section 1 (flow/characteristics); dev-vs-eval comparison pending Phase-4 execution</w:t>
-            </w:r>
-          </w:p>
-        </w:tc>
-      </w:tr>
-      <w:tr>
-        <w:tc>
-          <w:tcPr>
-            <w:tcW w:type="dxa" w:w="2160"/>
-          </w:tcPr>
-          <w:p>
-            <w:r>
-              <w:t>21</w:t>
-            </w:r>
-          </w:p>
-        </w:tc>
-        <w:tc>
-          <w:tcPr>
-            <w:tcW w:type="dxa" w:w="2160"/>
-          </w:tcPr>
-          <w:p>
-            <w:r>
-              <w:t>N and outcome events per analysis</w:t>
-            </w:r>
-          </w:p>
-        </w:tc>
-        <w:tc>
-          <w:tcPr>
-            <w:tcW w:type="dxa" w:w="2160"/>
-          </w:tcPr>
-          <w:p>
-            <w:r>
-              <w:t>Reported</w:t>
-            </w:r>
-          </w:p>
-        </w:tc>
-        <w:tc>
-          <w:tcPr>
-            <w:tcW w:type="dxa" w:w="2160"/>
-          </w:tcPr>
-          <w:p>
-            <w:r>
-              <w:t>Notebook section 8 (executed)</w:t>
-            </w:r>
-          </w:p>
-        </w:tc>
-      </w:tr>
-      <w:tr>
-        <w:tc>
-          <w:tcPr>
-            <w:tcW w:type="dxa" w:w="2160"/>
-          </w:tcPr>
-          <w:p>
-            <w:r>
-              <w:t>22</w:t>
-            </w:r>
-          </w:p>
-        </w:tc>
-        <w:tc>
-          <w:tcPr>
-            <w:tcW w:type="dxa" w:w="2160"/>
-          </w:tcPr>
-          <w:p>
-            <w:r>
-              <w:t>Full model specification for reuse</w:t>
-            </w:r>
-          </w:p>
-        </w:tc>
-        <w:tc>
-          <w:tcPr>
-            <w:tcW w:type="dxa" w:w="2160"/>
-          </w:tcPr>
-          <w:p>
-            <w:r>
-              <w:t>Reported (pending execution)</w:t>
-            </w:r>
-          </w:p>
-        </w:tc>
-        <w:tc>
-          <w:tcPr>
-            <w:tcW w:type="dxa" w:w="2160"/>
-          </w:tcPr>
-          <w:p>
-            <w:r>
-              <w:t>modeling/outputs/model_spec.json + hyperparameter tables, notebook sections 9-10/14</w:t>
-            </w:r>
-          </w:p>
-        </w:tc>
-      </w:tr>
-      <w:tr>
-        <w:tc>
-          <w:tcPr>
-            <w:tcW w:type="dxa" w:w="2160"/>
-          </w:tcPr>
-          <w:p>
-            <w:r>
-              <w:t>23a-23b</w:t>
-            </w:r>
-          </w:p>
-        </w:tc>
-        <w:tc>
-          <w:tcPr>
-            <w:tcW w:type="dxa" w:w="2160"/>
-          </w:tcPr>
-          <w:p>
-            <w:r>
-              <w:t>Performance with CIs; subgroup heterogeneity</w:t>
-            </w:r>
-          </w:p>
-        </w:tc>
-        <w:tc>
-          <w:tcPr>
-            <w:tcW w:type="dxa" w:w="2160"/>
-          </w:tcPr>
-          <w:p>
-            <w:r>
-              <w:t>Reported (pending execution)</w:t>
-            </w:r>
-          </w:p>
-        </w:tc>
-        <w:tc>
-          <w:tcPr>
-            <w:tcW w:type="dxa" w:w="2160"/>
-          </w:tcPr>
-          <w:p>
-            <w:r>
-              <w:t>Notebook section 11</w:t>
-            </w:r>
-          </w:p>
-        </w:tc>
-      </w:tr>
-      <w:tr>
-        <w:tc>
-          <w:tcPr>
-            <w:tcW w:type="dxa" w:w="2160"/>
-          </w:tcPr>
-          <w:p>
-            <w:r>
-              <w:t>24</w:t>
-            </w:r>
-          </w:p>
-        </w:tc>
-        <w:tc>
-          <w:tcPr>
-            <w:tcW w:type="dxa" w:w="2160"/>
-          </w:tcPr>
-          <w:p>
-            <w:r>
-              <w:t>Model-updating results</w:t>
-            </w:r>
-          </w:p>
-        </w:tc>
-        <w:tc>
-          <w:tcPr>
-            <w:tcW w:type="dxa" w:w="2160"/>
-          </w:tcPr>
-          <w:p>
-            <w:r>
-              <w:t>N/A</w:t>
-            </w:r>
-          </w:p>
-        </w:tc>
-        <w:tc>
-          <w:tcPr>
-            <w:tcW w:type="dxa" w:w="2160"/>
-          </w:tcPr>
-          <w:p>
-            <w:r>
-              <w:t>—</w:t>
-            </w:r>
-          </w:p>
-        </w:tc>
-      </w:tr>
-      <w:tr>
-        <w:tc>
-          <w:tcPr>
-            <w:tcW w:type="dxa" w:w="2160"/>
-          </w:tcPr>
-          <w:p>
-            <w:r>
-              <w:t>25</w:t>
-            </w:r>
-          </w:p>
-        </w:tc>
-        <w:tc>
-          <w:tcPr>
-            <w:tcW w:type="dxa" w:w="2160"/>
-          </w:tcPr>
-          <w:p>
-            <w:r>
-              <w:t>Overall interpretation incl. fairness</w:t>
-            </w:r>
-          </w:p>
-        </w:tc>
-        <w:tc>
-          <w:tcPr>
-            <w:tcW w:type="dxa" w:w="2160"/>
-          </w:tcPr>
-          <w:p>
-            <w:r>
-              <w:t>Reported (qualitative now; numeric pending)</w:t>
-            </w:r>
-          </w:p>
-        </w:tc>
-        <w:tc>
-          <w:tcPr>
-            <w:tcW w:type="dxa" w:w="2160"/>
-          </w:tcPr>
-          <w:p>
-            <w:r>
-              <w:t>Notebook section 13</w:t>
-            </w:r>
-          </w:p>
-        </w:tc>
-      </w:tr>
-      <w:tr>
-        <w:tc>
-          <w:tcPr>
-            <w:tcW w:type="dxa" w:w="2160"/>
-          </w:tcPr>
-          <w:p>
-            <w:r>
-              <w:t>26</w:t>
-            </w:r>
-          </w:p>
-        </w:tc>
-        <w:tc>
-          <w:tcPr>
-            <w:tcW w:type="dxa" w:w="2160"/>
-          </w:tcPr>
-          <w:p>
-            <w:r>
-              <w:t>Limitations</w:t>
-            </w:r>
-          </w:p>
-        </w:tc>
-        <w:tc>
-          <w:tcPr>
-            <w:tcW w:type="dxa" w:w="2160"/>
-          </w:tcPr>
-          <w:p>
-            <w:r>
-              <w:t>Reported</w:t>
-            </w:r>
-          </w:p>
-        </w:tc>
-        <w:tc>
-          <w:tcPr>
-            <w:tcW w:type="dxa" w:w="2160"/>
-          </w:tcPr>
-          <w:p>
-            <w:r>
-              <w:t>Notebook section 13; docx section 1.5</w:t>
-            </w:r>
-          </w:p>
-        </w:tc>
-      </w:tr>
-      <w:tr>
-        <w:tc>
-          <w:tcPr>
-            <w:tcW w:type="dxa" w:w="2160"/>
-          </w:tcPr>
-          <w:p>
-            <w:r>
-              <w:t>27a-27c</w:t>
-            </w:r>
-          </w:p>
-        </w:tc>
-        <w:tc>
-          <w:tcPr>
-            <w:tcW w:type="dxa" w:w="2160"/>
-          </w:tcPr>
-          <w:p>
-            <w:r>
-              <w:t>Deployment data-quality handling, user interaction, future research</w:t>
-            </w:r>
-          </w:p>
-        </w:tc>
-        <w:tc>
-          <w:tcPr>
-            <w:tcW w:type="dxa" w:w="2160"/>
-          </w:tcPr>
-          <w:p>
-            <w:r>
-              <w:t>Reported</w:t>
-            </w:r>
-          </w:p>
-        </w:tc>
-        <w:tc>
-          <w:tcPr>
-            <w:tcW w:type="dxa" w:w="2160"/>
-          </w:tcPr>
-          <w:p>
-            <w:r>
-              <w:t>Notebook section 13</w:t>
-            </w:r>
-          </w:p>
-        </w:tc>
-      </w:tr>
-    </w:tbl>
     <w:sectPr>
       <w:pgSz w:w="12240" w:h="15840"/>
       <w:pgMar w:top="1440" w:right="1800" w:bottom="1440" w:left="1800" w:header="720" w:footer="720" w:gutter="0"/>
